--- a/Artyom Manvelyan/WEB/Lab.4..docx
+++ b/Artyom Manvelyan/WEB/Lab.4..docx
@@ -3722,3978 +3722,217 @@
     <w:p>
       <w:pPr>
         <w:rPr>
-          <w:rFonts w:ascii="Times New Roman" w:eastAsia="Times New Roman" w:hAnsi="Times New Roman" w:cs="Times New Roman"/>
-          <w:lang w:val="en-US"/>
-        </w:rPr>
-      </w:pPr>
-      <w:r>
-        <w:rPr>
-          <w:rFonts w:ascii="Times New Roman" w:eastAsia="Times New Roman" w:hAnsi="Times New Roman" w:cs="Times New Roman"/>
-          <w:lang w:val="en-US"/>
+          <w:lang w:val="hy-AM"/>
+        </w:rPr>
+      </w:pPr>
+      <w:r>
+        <w:rPr>
+          <w:noProof/>
+          <w:lang w:val="hy-AM"/>
         </w:rPr>
         <w:lastRenderedPageBreak/>
-        <w:t>&lt;!DOCTYPE html&gt;</w:t>
-      </w:r>
-    </w:p>
-    <w:p>
-      <w:pPr>
-        <w:rPr>
-          <w:rFonts w:ascii="Times New Roman" w:eastAsia="Times New Roman" w:hAnsi="Times New Roman" w:cs="Times New Roman"/>
-          <w:lang w:val="en-US"/>
-        </w:rPr>
-      </w:pPr>
-      <w:r>
-        <w:rPr>
-          <w:rFonts w:ascii="Times New Roman" w:eastAsia="Times New Roman" w:hAnsi="Times New Roman" w:cs="Times New Roman"/>
-          <w:lang w:val="en-US"/>
-        </w:rPr>
-        <w:t>&lt;html lang="</w:t>
-      </w:r>
-      <w:proofErr w:type="spellStart"/>
-      <w:r>
-        <w:rPr>
-          <w:rFonts w:ascii="Times New Roman" w:eastAsia="Times New Roman" w:hAnsi="Times New Roman" w:cs="Times New Roman"/>
-          <w:lang w:val="en-US"/>
-        </w:rPr>
-        <w:t>hy</w:t>
-      </w:r>
-      <w:proofErr w:type="spellEnd"/>
-      <w:r>
-        <w:rPr>
-          <w:rFonts w:ascii="Times New Roman" w:eastAsia="Times New Roman" w:hAnsi="Times New Roman" w:cs="Times New Roman"/>
-          <w:lang w:val="en-US"/>
-        </w:rPr>
-        <w:t>"&gt;</w:t>
-      </w:r>
-    </w:p>
-    <w:p>
-      <w:pPr>
-        <w:rPr>
-          <w:rFonts w:ascii="Times New Roman" w:eastAsia="Times New Roman" w:hAnsi="Times New Roman" w:cs="Times New Roman"/>
-          <w:lang w:val="en-US"/>
-        </w:rPr>
-      </w:pPr>
-      <w:r>
-        <w:rPr>
-          <w:rFonts w:ascii="Times New Roman" w:eastAsia="Times New Roman" w:hAnsi="Times New Roman" w:cs="Times New Roman"/>
-          <w:lang w:val="en-US"/>
-        </w:rPr>
-        <w:t>&lt;head&gt;</w:t>
-      </w:r>
-    </w:p>
-    <w:p>
-      <w:pPr>
-        <w:rPr>
-          <w:rFonts w:ascii="Times New Roman" w:eastAsia="Times New Roman" w:hAnsi="Times New Roman" w:cs="Times New Roman"/>
-          <w:lang w:val="en-US"/>
-        </w:rPr>
-      </w:pPr>
-      <w:r>
-        <w:rPr>
-          <w:rFonts w:ascii="Times New Roman" w:eastAsia="Times New Roman" w:hAnsi="Times New Roman" w:cs="Times New Roman"/>
-          <w:lang w:val="en-US"/>
-        </w:rPr>
-        <w:t>&lt;meta charset="UTF-8"&gt;</w:t>
-      </w:r>
-    </w:p>
-    <w:p>
-      <w:pPr>
-        <w:rPr>
-          <w:rFonts w:ascii="Times New Roman" w:eastAsia="Times New Roman" w:hAnsi="Times New Roman" w:cs="Times New Roman"/>
-          <w:lang w:val="en-US"/>
-        </w:rPr>
-      </w:pPr>
-      <w:r>
-        <w:rPr>
-          <w:rFonts w:ascii="Times New Roman" w:eastAsia="Times New Roman" w:hAnsi="Times New Roman" w:cs="Times New Roman"/>
-          <w:lang w:val="en-US"/>
-        </w:rPr>
-        <w:t>&lt;meta name="viewport" content="width=device-width, initial-scale=1.0"&gt;</w:t>
-      </w:r>
-    </w:p>
-    <w:p>
-      <w:pPr>
-        <w:rPr>
-          <w:rFonts w:ascii="Times New Roman" w:eastAsia="Times New Roman" w:hAnsi="Times New Roman" w:cs="Times New Roman"/>
-          <w:lang w:val="en-US"/>
-        </w:rPr>
-      </w:pPr>
-      <w:r>
-        <w:rPr>
-          <w:rFonts w:ascii="Times New Roman" w:eastAsia="Times New Roman" w:hAnsi="Times New Roman" w:cs="Times New Roman"/>
-          <w:lang w:val="en-US"/>
-        </w:rPr>
-        <w:t>&lt;title&gt;</w:t>
-      </w:r>
-      <w:proofErr w:type="spellStart"/>
-      <w:r>
-        <w:rPr>
-          <w:rFonts w:ascii="Times New Roman" w:eastAsia="Times New Roman" w:hAnsi="Times New Roman" w:cs="Times New Roman"/>
-        </w:rPr>
-        <w:t>Կինոակումբ</w:t>
-      </w:r>
-      <w:proofErr w:type="spellEnd"/>
-      <w:r>
-        <w:rPr>
-          <w:rFonts w:ascii="Times New Roman" w:eastAsia="Times New Roman" w:hAnsi="Times New Roman" w:cs="Times New Roman"/>
-          <w:lang w:val="en-US"/>
-        </w:rPr>
-        <w:t xml:space="preserve"> - </w:t>
-      </w:r>
-      <w:proofErr w:type="spellStart"/>
-      <w:r>
-        <w:rPr>
-          <w:rFonts w:ascii="Times New Roman" w:eastAsia="Times New Roman" w:hAnsi="Times New Roman" w:cs="Times New Roman"/>
-        </w:rPr>
-        <w:t>Գլխավոր</w:t>
-      </w:r>
-      <w:proofErr w:type="spellEnd"/>
-      <w:r>
-        <w:rPr>
-          <w:rFonts w:ascii="Times New Roman" w:eastAsia="Times New Roman" w:hAnsi="Times New Roman" w:cs="Times New Roman"/>
-          <w:lang w:val="en-US"/>
-        </w:rPr>
-        <w:t xml:space="preserve"> </w:t>
-      </w:r>
-      <w:r>
-        <w:rPr>
-          <w:rFonts w:ascii="Times New Roman" w:eastAsia="Times New Roman" w:hAnsi="Times New Roman" w:cs="Times New Roman"/>
-        </w:rPr>
-        <w:t>և</w:t>
-      </w:r>
-      <w:r>
-        <w:rPr>
-          <w:rFonts w:ascii="Times New Roman" w:eastAsia="Times New Roman" w:hAnsi="Times New Roman" w:cs="Times New Roman"/>
-          <w:lang w:val="en-US"/>
-        </w:rPr>
-        <w:t xml:space="preserve"> </w:t>
-      </w:r>
-      <w:proofErr w:type="spellStart"/>
-      <w:r>
-        <w:rPr>
-          <w:rFonts w:ascii="Times New Roman" w:eastAsia="Times New Roman" w:hAnsi="Times New Roman" w:cs="Times New Roman"/>
-        </w:rPr>
-        <w:t>Գրանցում</w:t>
-      </w:r>
-      <w:proofErr w:type="spellEnd"/>
-      <w:r>
-        <w:rPr>
-          <w:rFonts w:ascii="Times New Roman" w:eastAsia="Times New Roman" w:hAnsi="Times New Roman" w:cs="Times New Roman"/>
-          <w:lang w:val="en-US"/>
-        </w:rPr>
-        <w:t>&lt;/title&gt;</w:t>
-      </w:r>
-    </w:p>
-    <w:p>
-      <w:pPr>
-        <w:rPr>
-          <w:rFonts w:ascii="Times New Roman" w:eastAsia="Times New Roman" w:hAnsi="Times New Roman" w:cs="Times New Roman"/>
-          <w:lang w:val="en-US"/>
-        </w:rPr>
-      </w:pPr>
-      <w:r>
-        <w:rPr>
-          <w:rFonts w:ascii="Times New Roman" w:eastAsia="Times New Roman" w:hAnsi="Times New Roman" w:cs="Times New Roman"/>
-          <w:lang w:val="en-US"/>
-        </w:rPr>
-        <w:t>&lt;/head&gt;</w:t>
-      </w:r>
-    </w:p>
-    <w:p>
-      <w:pPr>
-        <w:rPr>
-          <w:rFonts w:ascii="Times New Roman" w:eastAsia="Times New Roman" w:hAnsi="Times New Roman" w:cs="Times New Roman"/>
-          <w:lang w:val="en-US"/>
-        </w:rPr>
-      </w:pPr>
-      <w:r>
-        <w:rPr>
-          <w:rFonts w:ascii="Times New Roman" w:eastAsia="Times New Roman" w:hAnsi="Times New Roman" w:cs="Times New Roman"/>
-          <w:lang w:val="en-US"/>
-        </w:rPr>
-        <w:t>&lt;body&gt;</w:t>
-      </w:r>
-    </w:p>
-    <w:p>
-      <w:pPr>
-        <w:rPr>
-          <w:rFonts w:ascii="Times New Roman" w:eastAsia="Times New Roman" w:hAnsi="Times New Roman" w:cs="Times New Roman"/>
-          <w:lang w:val="en-US"/>
-        </w:rPr>
-      </w:pPr>
-    </w:p>
-    <w:p>
-      <w:pPr>
-        <w:rPr>
-          <w:rFonts w:ascii="Times New Roman" w:eastAsia="Times New Roman" w:hAnsi="Times New Roman" w:cs="Times New Roman"/>
-          <w:lang w:val="en-US"/>
-        </w:rPr>
-      </w:pPr>
-      <w:proofErr w:type="gramStart"/>
-      <w:r>
-        <w:rPr>
-          <w:rFonts w:ascii="Times New Roman" w:eastAsia="Times New Roman" w:hAnsi="Times New Roman" w:cs="Times New Roman"/>
-          <w:lang w:val="en-US"/>
-        </w:rPr>
-        <w:t>&lt;!--</w:t>
-      </w:r>
-      <w:proofErr w:type="gramEnd"/>
-      <w:r>
-        <w:rPr>
-          <w:rFonts w:ascii="Times New Roman" w:eastAsia="Times New Roman" w:hAnsi="Times New Roman" w:cs="Times New Roman"/>
-          <w:lang w:val="en-US"/>
-        </w:rPr>
-        <w:t xml:space="preserve"> Header &amp; Nav --&gt;</w:t>
-      </w:r>
-    </w:p>
-    <w:p>
-      <w:pPr>
-        <w:rPr>
-          <w:rFonts w:ascii="Times New Roman" w:eastAsia="Times New Roman" w:hAnsi="Times New Roman" w:cs="Times New Roman"/>
-          <w:lang w:val="en-US"/>
-        </w:rPr>
-      </w:pPr>
-      <w:r>
-        <w:rPr>
-          <w:rFonts w:ascii="Times New Roman" w:eastAsia="Times New Roman" w:hAnsi="Times New Roman" w:cs="Times New Roman"/>
-          <w:lang w:val="en-US"/>
-        </w:rPr>
-        <w:t>&lt;header&gt;</w:t>
-      </w:r>
-    </w:p>
-    <w:p>
-      <w:pPr>
-        <w:rPr>
-          <w:rFonts w:ascii="Times New Roman" w:eastAsia="Times New Roman" w:hAnsi="Times New Roman" w:cs="Times New Roman"/>
-          <w:lang w:val="en-US"/>
-        </w:rPr>
-      </w:pPr>
-      <w:r>
-        <w:rPr>
-          <w:rFonts w:ascii="Times New Roman" w:eastAsia="Times New Roman" w:hAnsi="Times New Roman" w:cs="Times New Roman"/>
-          <w:lang w:val="en-US"/>
-        </w:rPr>
-        <w:t>&lt;h1&gt;«</w:t>
-      </w:r>
-      <w:proofErr w:type="spellStart"/>
-      <w:r>
-        <w:rPr>
-          <w:rFonts w:ascii="Times New Roman" w:eastAsia="Times New Roman" w:hAnsi="Times New Roman" w:cs="Times New Roman"/>
-        </w:rPr>
-        <w:t>Կինոակումբ</w:t>
-      </w:r>
-      <w:proofErr w:type="spellEnd"/>
-      <w:r>
-        <w:rPr>
-          <w:rFonts w:ascii="Times New Roman" w:eastAsia="Times New Roman" w:hAnsi="Times New Roman" w:cs="Times New Roman"/>
-          <w:lang w:val="en-US"/>
-        </w:rPr>
-        <w:t>»&lt;/h1&gt;</w:t>
-      </w:r>
-    </w:p>
-    <w:p>
-      <w:pPr>
-        <w:rPr>
-          <w:rFonts w:ascii="Times New Roman" w:eastAsia="Times New Roman" w:hAnsi="Times New Roman" w:cs="Times New Roman"/>
-          <w:lang w:val="en-US"/>
-        </w:rPr>
-      </w:pPr>
-      <w:r>
-        <w:rPr>
-          <w:rFonts w:ascii="Times New Roman" w:eastAsia="Times New Roman" w:hAnsi="Times New Roman" w:cs="Times New Roman"/>
-          <w:lang w:val="en-US"/>
-        </w:rPr>
-        <w:t>&lt;nav&gt;</w:t>
-      </w:r>
-    </w:p>
-    <w:p>
-      <w:pPr>
-        <w:rPr>
-          <w:rFonts w:ascii="Times New Roman" w:eastAsia="Times New Roman" w:hAnsi="Times New Roman" w:cs="Times New Roman"/>
-          <w:lang w:val="en-US"/>
-        </w:rPr>
-      </w:pPr>
-      <w:r>
-        <w:rPr>
-          <w:rFonts w:ascii="Times New Roman" w:eastAsia="Times New Roman" w:hAnsi="Times New Roman" w:cs="Times New Roman"/>
-          <w:lang w:val="en-US"/>
-        </w:rPr>
-        <w:t xml:space="preserve">&lt;a </w:t>
-      </w:r>
-      <w:proofErr w:type="spellStart"/>
-      <w:r>
-        <w:rPr>
-          <w:rFonts w:ascii="Times New Roman" w:eastAsia="Times New Roman" w:hAnsi="Times New Roman" w:cs="Times New Roman"/>
-          <w:lang w:val="en-US"/>
-        </w:rPr>
-        <w:t>href</w:t>
-      </w:r>
-      <w:proofErr w:type="spellEnd"/>
-      <w:r>
-        <w:rPr>
-          <w:rFonts w:ascii="Times New Roman" w:eastAsia="Times New Roman" w:hAnsi="Times New Roman" w:cs="Times New Roman"/>
-          <w:lang w:val="en-US"/>
-        </w:rPr>
-        <w:t>="#about"&gt;</w:t>
-      </w:r>
-      <w:proofErr w:type="spellStart"/>
-      <w:r>
-        <w:rPr>
-          <w:rFonts w:ascii="Times New Roman" w:eastAsia="Times New Roman" w:hAnsi="Times New Roman" w:cs="Times New Roman"/>
-        </w:rPr>
-        <w:t>Մեր</w:t>
-      </w:r>
-      <w:proofErr w:type="spellEnd"/>
-      <w:r>
-        <w:rPr>
-          <w:rFonts w:ascii="Times New Roman" w:eastAsia="Times New Roman" w:hAnsi="Times New Roman" w:cs="Times New Roman"/>
-          <w:lang w:val="en-US"/>
-        </w:rPr>
-        <w:t xml:space="preserve"> </w:t>
-      </w:r>
-      <w:proofErr w:type="spellStart"/>
-      <w:r>
-        <w:rPr>
-          <w:rFonts w:ascii="Times New Roman" w:eastAsia="Times New Roman" w:hAnsi="Times New Roman" w:cs="Times New Roman"/>
-        </w:rPr>
-        <w:t>մասին</w:t>
-      </w:r>
-      <w:proofErr w:type="spellEnd"/>
-      <w:r>
-        <w:rPr>
-          <w:rFonts w:ascii="Times New Roman" w:eastAsia="Times New Roman" w:hAnsi="Times New Roman" w:cs="Times New Roman"/>
-          <w:lang w:val="en-US"/>
-        </w:rPr>
-        <w:t>&lt;/a&gt; |</w:t>
-      </w:r>
-    </w:p>
-    <w:p>
-      <w:pPr>
-        <w:rPr>
-          <w:rFonts w:ascii="Times New Roman" w:eastAsia="Times New Roman" w:hAnsi="Times New Roman" w:cs="Times New Roman"/>
-          <w:lang w:val="en-US"/>
-        </w:rPr>
-      </w:pPr>
-      <w:r>
-        <w:rPr>
-          <w:rFonts w:ascii="Times New Roman" w:eastAsia="Times New Roman" w:hAnsi="Times New Roman" w:cs="Times New Roman"/>
-          <w:lang w:val="en-US"/>
-        </w:rPr>
-        <w:t xml:space="preserve">&lt;a </w:t>
-      </w:r>
-      <w:proofErr w:type="spellStart"/>
-      <w:r>
-        <w:rPr>
-          <w:rFonts w:ascii="Times New Roman" w:eastAsia="Times New Roman" w:hAnsi="Times New Roman" w:cs="Times New Roman"/>
-          <w:lang w:val="en-US"/>
-        </w:rPr>
-        <w:t>href</w:t>
-      </w:r>
-      <w:proofErr w:type="spellEnd"/>
-      <w:r>
-        <w:rPr>
-          <w:rFonts w:ascii="Times New Roman" w:eastAsia="Times New Roman" w:hAnsi="Times New Roman" w:cs="Times New Roman"/>
-          <w:lang w:val="en-US"/>
-        </w:rPr>
-        <w:t>="#movies"&gt;</w:t>
-      </w:r>
-      <w:proofErr w:type="spellStart"/>
-      <w:r>
-        <w:rPr>
-          <w:rFonts w:ascii="Times New Roman" w:eastAsia="Times New Roman" w:hAnsi="Times New Roman" w:cs="Times New Roman"/>
-        </w:rPr>
-        <w:t>Ֆիլմեր</w:t>
-      </w:r>
-      <w:proofErr w:type="spellEnd"/>
-      <w:r>
-        <w:rPr>
-          <w:rFonts w:ascii="Times New Roman" w:eastAsia="Times New Roman" w:hAnsi="Times New Roman" w:cs="Times New Roman"/>
-          <w:lang w:val="en-US"/>
-        </w:rPr>
-        <w:t>&lt;/a&gt; |</w:t>
-      </w:r>
-    </w:p>
-    <w:p>
-      <w:pPr>
-        <w:rPr>
-          <w:rFonts w:ascii="Times New Roman" w:eastAsia="Times New Roman" w:hAnsi="Times New Roman" w:cs="Times New Roman"/>
-          <w:lang w:val="en-US"/>
-        </w:rPr>
-      </w:pPr>
-      <w:r>
-        <w:rPr>
-          <w:rFonts w:ascii="Times New Roman" w:eastAsia="Times New Roman" w:hAnsi="Times New Roman" w:cs="Times New Roman"/>
-          <w:lang w:val="en-US"/>
-        </w:rPr>
-        <w:t xml:space="preserve">&lt;a </w:t>
-      </w:r>
-      <w:proofErr w:type="spellStart"/>
-      <w:r>
-        <w:rPr>
-          <w:rFonts w:ascii="Times New Roman" w:eastAsia="Times New Roman" w:hAnsi="Times New Roman" w:cs="Times New Roman"/>
-          <w:lang w:val="en-US"/>
-        </w:rPr>
-        <w:t>href</w:t>
-      </w:r>
-      <w:proofErr w:type="spellEnd"/>
-      <w:r>
-        <w:rPr>
-          <w:rFonts w:ascii="Times New Roman" w:eastAsia="Times New Roman" w:hAnsi="Times New Roman" w:cs="Times New Roman"/>
-          <w:lang w:val="en-US"/>
-        </w:rPr>
-        <w:t>="#booking"&gt;</w:t>
-      </w:r>
-      <w:proofErr w:type="spellStart"/>
-      <w:r>
-        <w:rPr>
-          <w:rFonts w:ascii="Times New Roman" w:eastAsia="Times New Roman" w:hAnsi="Times New Roman" w:cs="Times New Roman"/>
-        </w:rPr>
-        <w:t>Գրանցում</w:t>
-      </w:r>
-      <w:proofErr w:type="spellEnd"/>
-      <w:r>
-        <w:rPr>
-          <w:rFonts w:ascii="Times New Roman" w:eastAsia="Times New Roman" w:hAnsi="Times New Roman" w:cs="Times New Roman"/>
-          <w:lang w:val="en-US"/>
-        </w:rPr>
-        <w:t>&lt;/a&gt; |</w:t>
-      </w:r>
-    </w:p>
-    <w:p>
-      <w:pPr>
-        <w:rPr>
-          <w:rFonts w:ascii="Times New Roman" w:eastAsia="Times New Roman" w:hAnsi="Times New Roman" w:cs="Times New Roman"/>
-          <w:lang w:val="en-US"/>
-        </w:rPr>
-      </w:pPr>
-      <w:r>
-        <w:rPr>
-          <w:rFonts w:ascii="Times New Roman" w:eastAsia="Times New Roman" w:hAnsi="Times New Roman" w:cs="Times New Roman"/>
-          <w:lang w:val="en-US"/>
-        </w:rPr>
-        <w:t xml:space="preserve">&lt;a </w:t>
-      </w:r>
-      <w:proofErr w:type="spellStart"/>
-      <w:r>
-        <w:rPr>
-          <w:rFonts w:ascii="Times New Roman" w:eastAsia="Times New Roman" w:hAnsi="Times New Roman" w:cs="Times New Roman"/>
-          <w:lang w:val="en-US"/>
-        </w:rPr>
-        <w:t>href</w:t>
-      </w:r>
-      <w:proofErr w:type="spellEnd"/>
-      <w:r>
-        <w:rPr>
-          <w:rFonts w:ascii="Times New Roman" w:eastAsia="Times New Roman" w:hAnsi="Times New Roman" w:cs="Times New Roman"/>
-          <w:lang w:val="en-US"/>
-        </w:rPr>
-        <w:t>="movies.html"&gt;</w:t>
-      </w:r>
-      <w:proofErr w:type="spellStart"/>
-      <w:r>
-        <w:rPr>
-          <w:rFonts w:ascii="Times New Roman" w:eastAsia="Times New Roman" w:hAnsi="Times New Roman" w:cs="Times New Roman"/>
-        </w:rPr>
-        <w:t>Ցուցակ</w:t>
-      </w:r>
-      <w:proofErr w:type="spellEnd"/>
-      <w:r>
-        <w:rPr>
-          <w:rFonts w:ascii="Times New Roman" w:eastAsia="Times New Roman" w:hAnsi="Times New Roman" w:cs="Times New Roman"/>
-          <w:lang w:val="en-US"/>
-        </w:rPr>
-        <w:t>&lt;/a&gt;</w:t>
-      </w:r>
-    </w:p>
-    <w:p>
-      <w:pPr>
-        <w:rPr>
-          <w:rFonts w:ascii="Times New Roman" w:eastAsia="Times New Roman" w:hAnsi="Times New Roman" w:cs="Times New Roman"/>
-          <w:lang w:val="en-US"/>
-        </w:rPr>
-      </w:pPr>
-      <w:r>
-        <w:rPr>
-          <w:rFonts w:ascii="Times New Roman" w:eastAsia="Times New Roman" w:hAnsi="Times New Roman" w:cs="Times New Roman"/>
-          <w:lang w:val="en-US"/>
-        </w:rPr>
-        <w:t>&lt;/nav&gt;</w:t>
-      </w:r>
-    </w:p>
-    <w:p>
-      <w:pPr>
-        <w:rPr>
-          <w:rFonts w:ascii="Times New Roman" w:eastAsia="Times New Roman" w:hAnsi="Times New Roman" w:cs="Times New Roman"/>
-          <w:lang w:val="en-US"/>
-        </w:rPr>
-      </w:pPr>
-      <w:r>
-        <w:rPr>
-          <w:rFonts w:ascii="Times New Roman" w:eastAsia="Times New Roman" w:hAnsi="Times New Roman" w:cs="Times New Roman"/>
-          <w:lang w:val="en-US"/>
-        </w:rPr>
-        <w:t>&lt;/header&gt;</w:t>
-      </w:r>
-    </w:p>
-    <w:p>
-      <w:pPr>
-        <w:rPr>
-          <w:rFonts w:ascii="Times New Roman" w:eastAsia="Times New Roman" w:hAnsi="Times New Roman" w:cs="Times New Roman"/>
-          <w:lang w:val="en-US"/>
-        </w:rPr>
-      </w:pPr>
-    </w:p>
-    <w:p>
-      <w:pPr>
-        <w:rPr>
-          <w:rFonts w:ascii="Times New Roman" w:eastAsia="Times New Roman" w:hAnsi="Times New Roman" w:cs="Times New Roman"/>
-          <w:lang w:val="en-US"/>
-        </w:rPr>
-      </w:pPr>
-      <w:r>
-        <w:rPr>
-          <w:rFonts w:ascii="Times New Roman" w:eastAsia="Times New Roman" w:hAnsi="Times New Roman" w:cs="Times New Roman"/>
-          <w:lang w:val="en-US"/>
-        </w:rPr>
-        <w:t>&lt;main&gt;</w:t>
-      </w:r>
-    </w:p>
-    <w:p>
-      <w:pPr>
-        <w:rPr>
-          <w:rFonts w:ascii="Times New Roman" w:eastAsia="Times New Roman" w:hAnsi="Times New Roman" w:cs="Times New Roman"/>
-          <w:lang w:val="en-US"/>
-        </w:rPr>
-      </w:pPr>
-      <w:r>
-        <w:rPr>
-          <w:rFonts w:ascii="Times New Roman" w:eastAsia="Times New Roman" w:hAnsi="Times New Roman" w:cs="Times New Roman"/>
-          <w:lang w:val="en-US"/>
-        </w:rPr>
-        <w:t>&lt;section id="about"&gt;</w:t>
-      </w:r>
-    </w:p>
-    <w:p>
-      <w:pPr>
-        <w:rPr>
-          <w:rFonts w:ascii="Times New Roman" w:eastAsia="Times New Roman" w:hAnsi="Times New Roman" w:cs="Times New Roman"/>
-          <w:lang w:val="en-US"/>
-        </w:rPr>
-      </w:pPr>
-      <w:r>
-        <w:rPr>
-          <w:rFonts w:ascii="Times New Roman" w:eastAsia="Times New Roman" w:hAnsi="Times New Roman" w:cs="Times New Roman"/>
-          <w:lang w:val="en-US"/>
-        </w:rPr>
-        <w:t>&lt;h2&gt;</w:t>
-      </w:r>
-      <w:proofErr w:type="spellStart"/>
-      <w:r>
-        <w:rPr>
-          <w:rFonts w:ascii="Times New Roman" w:eastAsia="Times New Roman" w:hAnsi="Times New Roman" w:cs="Times New Roman"/>
-        </w:rPr>
-        <w:t>Ակումբի</w:t>
-      </w:r>
-      <w:proofErr w:type="spellEnd"/>
-      <w:r>
-        <w:rPr>
-          <w:rFonts w:ascii="Times New Roman" w:eastAsia="Times New Roman" w:hAnsi="Times New Roman" w:cs="Times New Roman"/>
-          <w:lang w:val="en-US"/>
-        </w:rPr>
-        <w:t xml:space="preserve"> </w:t>
-      </w:r>
-      <w:proofErr w:type="spellStart"/>
-      <w:r>
-        <w:rPr>
-          <w:rFonts w:ascii="Times New Roman" w:eastAsia="Times New Roman" w:hAnsi="Times New Roman" w:cs="Times New Roman"/>
-        </w:rPr>
-        <w:t>մասին</w:t>
-      </w:r>
-      <w:proofErr w:type="spellEnd"/>
-      <w:r>
-        <w:rPr>
-          <w:rFonts w:ascii="Times New Roman" w:eastAsia="Times New Roman" w:hAnsi="Times New Roman" w:cs="Times New Roman"/>
-          <w:lang w:val="en-US"/>
-        </w:rPr>
-        <w:t>&lt;/h2&gt;</w:t>
-      </w:r>
-    </w:p>
-    <w:p>
-      <w:pPr>
-        <w:rPr>
-          <w:rFonts w:ascii="Times New Roman" w:eastAsia="Times New Roman" w:hAnsi="Times New Roman" w:cs="Times New Roman"/>
-          <w:lang w:val="en-US"/>
-        </w:rPr>
-      </w:pPr>
-      <w:r>
-        <w:rPr>
-          <w:rFonts w:ascii="Times New Roman" w:eastAsia="Times New Roman" w:hAnsi="Times New Roman" w:cs="Times New Roman"/>
-          <w:lang w:val="en-US"/>
-        </w:rPr>
-        <w:t>&lt;p&gt;</w:t>
-      </w:r>
-      <w:proofErr w:type="spellStart"/>
-      <w:r>
-        <w:rPr>
-          <w:rFonts w:ascii="Times New Roman" w:eastAsia="Times New Roman" w:hAnsi="Times New Roman" w:cs="Times New Roman"/>
-        </w:rPr>
-        <w:t>Դիտում</w:t>
-      </w:r>
-      <w:proofErr w:type="spellEnd"/>
-      <w:r>
-        <w:rPr>
-          <w:rFonts w:ascii="Times New Roman" w:eastAsia="Times New Roman" w:hAnsi="Times New Roman" w:cs="Times New Roman"/>
-          <w:lang w:val="en-US"/>
-        </w:rPr>
-        <w:t xml:space="preserve"> </w:t>
-      </w:r>
-      <w:proofErr w:type="spellStart"/>
-      <w:r>
-        <w:rPr>
-          <w:rFonts w:ascii="Times New Roman" w:eastAsia="Times New Roman" w:hAnsi="Times New Roman" w:cs="Times New Roman"/>
-        </w:rPr>
-        <w:t>ենք</w:t>
-      </w:r>
-      <w:proofErr w:type="spellEnd"/>
-      <w:r>
-        <w:rPr>
-          <w:rFonts w:ascii="Times New Roman" w:eastAsia="Times New Roman" w:hAnsi="Times New Roman" w:cs="Times New Roman"/>
-          <w:lang w:val="en-US"/>
-        </w:rPr>
-        <w:t xml:space="preserve"> &lt;b&gt;</w:t>
-      </w:r>
-      <w:proofErr w:type="spellStart"/>
-      <w:r>
-        <w:rPr>
-          <w:rFonts w:ascii="Times New Roman" w:eastAsia="Times New Roman" w:hAnsi="Times New Roman" w:cs="Times New Roman"/>
-        </w:rPr>
-        <w:t>լավագույն</w:t>
-      </w:r>
-      <w:proofErr w:type="spellEnd"/>
-      <w:r>
-        <w:rPr>
-          <w:rFonts w:ascii="Times New Roman" w:eastAsia="Times New Roman" w:hAnsi="Times New Roman" w:cs="Times New Roman"/>
-          <w:lang w:val="en-US"/>
-        </w:rPr>
-        <w:t xml:space="preserve"> </w:t>
-      </w:r>
-      <w:proofErr w:type="spellStart"/>
-      <w:r>
-        <w:rPr>
-          <w:rFonts w:ascii="Times New Roman" w:eastAsia="Times New Roman" w:hAnsi="Times New Roman" w:cs="Times New Roman"/>
-        </w:rPr>
-        <w:t>ֆիլմերը</w:t>
-      </w:r>
-      <w:proofErr w:type="spellEnd"/>
-      <w:r>
-        <w:rPr>
-          <w:rFonts w:ascii="Times New Roman" w:eastAsia="Times New Roman" w:hAnsi="Times New Roman" w:cs="Times New Roman"/>
-          <w:lang w:val="en-US"/>
-        </w:rPr>
-        <w:t xml:space="preserve">&lt;/b&gt;: </w:t>
-      </w:r>
-      <w:proofErr w:type="spellStart"/>
-      <w:r>
-        <w:rPr>
-          <w:rFonts w:ascii="Times New Roman" w:eastAsia="Times New Roman" w:hAnsi="Times New Roman" w:cs="Times New Roman"/>
-        </w:rPr>
-        <w:t>Գինը</w:t>
-      </w:r>
-      <w:proofErr w:type="spellEnd"/>
-      <w:r>
-        <w:rPr>
-          <w:rFonts w:ascii="Times New Roman" w:eastAsia="Times New Roman" w:hAnsi="Times New Roman" w:cs="Times New Roman"/>
-        </w:rPr>
-        <w:t>՝</w:t>
-      </w:r>
-      <w:r>
-        <w:rPr>
-          <w:rFonts w:ascii="Times New Roman" w:eastAsia="Times New Roman" w:hAnsi="Times New Roman" w:cs="Times New Roman"/>
-          <w:lang w:val="en-US"/>
-        </w:rPr>
-        <w:t xml:space="preserve"> &lt;del&gt;2500&lt;/del&gt; &lt;ins&gt;2000&lt;/ins&gt; </w:t>
-      </w:r>
-      <w:proofErr w:type="spellStart"/>
-      <w:r>
-        <w:rPr>
-          <w:rFonts w:ascii="Times New Roman" w:eastAsia="Times New Roman" w:hAnsi="Times New Roman" w:cs="Times New Roman"/>
-        </w:rPr>
-        <w:t>դրամ</w:t>
-      </w:r>
-      <w:proofErr w:type="spellEnd"/>
-      <w:r>
-        <w:rPr>
-          <w:rFonts w:ascii="Times New Roman" w:eastAsia="Times New Roman" w:hAnsi="Times New Roman" w:cs="Times New Roman"/>
-          <w:lang w:val="en-US"/>
-        </w:rPr>
-        <w:t>:&lt;/p&gt;</w:t>
-      </w:r>
-    </w:p>
-    <w:p>
-      <w:pPr>
-        <w:rPr>
-          <w:rFonts w:ascii="Times New Roman" w:eastAsia="Times New Roman" w:hAnsi="Times New Roman" w:cs="Times New Roman"/>
-          <w:lang w:val="en-US"/>
-        </w:rPr>
-      </w:pPr>
-      <w:r>
-        <w:rPr>
-          <w:rFonts w:ascii="Times New Roman" w:eastAsia="Times New Roman" w:hAnsi="Times New Roman" w:cs="Times New Roman"/>
-          <w:lang w:val="en-US"/>
-        </w:rPr>
-        <w:t>&lt;</w:t>
-      </w:r>
-      <w:proofErr w:type="spellStart"/>
-      <w:r>
-        <w:rPr>
-          <w:rFonts w:ascii="Times New Roman" w:eastAsia="Times New Roman" w:hAnsi="Times New Roman" w:cs="Times New Roman"/>
-          <w:lang w:val="en-US"/>
-        </w:rPr>
-        <w:t>img</w:t>
-      </w:r>
-      <w:proofErr w:type="spellEnd"/>
-      <w:r>
-        <w:rPr>
-          <w:rFonts w:ascii="Times New Roman" w:eastAsia="Times New Roman" w:hAnsi="Times New Roman" w:cs="Times New Roman"/>
-          <w:lang w:val="en-US"/>
-        </w:rPr>
-        <w:t xml:space="preserve"> </w:t>
-      </w:r>
-      <w:proofErr w:type="spellStart"/>
-      <w:r>
-        <w:rPr>
-          <w:rFonts w:ascii="Times New Roman" w:eastAsia="Times New Roman" w:hAnsi="Times New Roman" w:cs="Times New Roman"/>
-          <w:lang w:val="en-US"/>
-        </w:rPr>
-        <w:t>src</w:t>
-      </w:r>
-      <w:proofErr w:type="spellEnd"/>
-      <w:r>
-        <w:rPr>
-          <w:rFonts w:ascii="Times New Roman" w:eastAsia="Times New Roman" w:hAnsi="Times New Roman" w:cs="Times New Roman"/>
-          <w:lang w:val="en-US"/>
-        </w:rPr>
-        <w:t>="cinema.jpg" alt="</w:t>
-      </w:r>
-      <w:proofErr w:type="spellStart"/>
-      <w:r>
-        <w:rPr>
-          <w:rFonts w:ascii="Times New Roman" w:eastAsia="Times New Roman" w:hAnsi="Times New Roman" w:cs="Times New Roman"/>
-        </w:rPr>
-        <w:t>Կինոդահլիճ</w:t>
-      </w:r>
-      <w:proofErr w:type="spellEnd"/>
-      <w:r>
-        <w:rPr>
-          <w:rFonts w:ascii="Times New Roman" w:eastAsia="Times New Roman" w:hAnsi="Times New Roman" w:cs="Times New Roman"/>
-          <w:lang w:val="en-US"/>
-        </w:rPr>
-        <w:t>" width="300"&gt;</w:t>
-      </w:r>
-    </w:p>
-    <w:p>
-      <w:pPr>
-        <w:rPr>
-          <w:rFonts w:ascii="Times New Roman" w:eastAsia="Times New Roman" w:hAnsi="Times New Roman" w:cs="Times New Roman"/>
-          <w:lang w:val="en-US"/>
-        </w:rPr>
-      </w:pPr>
-      <w:r>
-        <w:rPr>
-          <w:rFonts w:ascii="Times New Roman" w:eastAsia="Times New Roman" w:hAnsi="Times New Roman" w:cs="Times New Roman"/>
-          <w:lang w:val="en-US"/>
-        </w:rPr>
-        <w:t>&lt;/section&gt;</w:t>
-      </w:r>
-    </w:p>
-    <w:p>
-      <w:pPr>
-        <w:rPr>
-          <w:rFonts w:ascii="Times New Roman" w:eastAsia="Times New Roman" w:hAnsi="Times New Roman" w:cs="Times New Roman"/>
-          <w:lang w:val="en-US"/>
-        </w:rPr>
-      </w:pPr>
-    </w:p>
-    <w:p>
-      <w:pPr>
-        <w:rPr>
-          <w:rFonts w:ascii="Times New Roman" w:eastAsia="Times New Roman" w:hAnsi="Times New Roman" w:cs="Times New Roman"/>
-          <w:lang w:val="en-US"/>
-        </w:rPr>
-      </w:pPr>
-      <w:r>
-        <w:rPr>
-          <w:rFonts w:ascii="Times New Roman" w:eastAsia="Times New Roman" w:hAnsi="Times New Roman" w:cs="Times New Roman"/>
-          <w:lang w:val="en-US"/>
-        </w:rPr>
-        <w:t>&lt;section id="movies"&gt;</w:t>
-      </w:r>
-    </w:p>
-    <w:p>
-      <w:pPr>
-        <w:rPr>
-          <w:rFonts w:ascii="Times New Roman" w:eastAsia="Times New Roman" w:hAnsi="Times New Roman" w:cs="Times New Roman"/>
-          <w:lang w:val="en-US"/>
-        </w:rPr>
-      </w:pPr>
-      <w:r>
-        <w:rPr>
-          <w:rFonts w:ascii="Times New Roman" w:eastAsia="Times New Roman" w:hAnsi="Times New Roman" w:cs="Times New Roman"/>
-          <w:lang w:val="en-US"/>
-        </w:rPr>
-        <w:t>&lt;h2&gt;</w:t>
-      </w:r>
-      <w:proofErr w:type="spellStart"/>
-      <w:r>
-        <w:rPr>
-          <w:rFonts w:ascii="Times New Roman" w:eastAsia="Times New Roman" w:hAnsi="Times New Roman" w:cs="Times New Roman"/>
-        </w:rPr>
-        <w:t>Ֆիլմեր</w:t>
-      </w:r>
-      <w:proofErr w:type="spellEnd"/>
-      <w:r>
-        <w:rPr>
-          <w:rFonts w:ascii="Times New Roman" w:eastAsia="Times New Roman" w:hAnsi="Times New Roman" w:cs="Times New Roman"/>
-          <w:lang w:val="en-US"/>
-        </w:rPr>
-        <w:t>&lt;/h2&gt;</w:t>
-      </w:r>
-    </w:p>
-    <w:p>
-      <w:pPr>
-        <w:rPr>
-          <w:rFonts w:ascii="Times New Roman" w:eastAsia="Times New Roman" w:hAnsi="Times New Roman" w:cs="Times New Roman"/>
-          <w:lang w:val="en-US"/>
-        </w:rPr>
-      </w:pPr>
-      <w:r>
-        <w:rPr>
-          <w:rFonts w:ascii="Times New Roman" w:eastAsia="Times New Roman" w:hAnsi="Times New Roman" w:cs="Times New Roman"/>
-          <w:lang w:val="en-US"/>
-        </w:rPr>
-        <w:t>&lt;article&gt;</w:t>
-      </w:r>
-    </w:p>
-    <w:p>
-      <w:pPr>
-        <w:rPr>
-          <w:rFonts w:ascii="Times New Roman" w:eastAsia="Times New Roman" w:hAnsi="Times New Roman" w:cs="Times New Roman"/>
-          <w:lang w:val="en-US"/>
-        </w:rPr>
-      </w:pPr>
-      <w:r>
-        <w:rPr>
-          <w:rFonts w:ascii="Times New Roman" w:eastAsia="Times New Roman" w:hAnsi="Times New Roman" w:cs="Times New Roman"/>
-          <w:lang w:val="en-US"/>
-        </w:rPr>
-        <w:t xml:space="preserve">&lt;h3&gt;1. </w:t>
-      </w:r>
-      <w:proofErr w:type="spellStart"/>
-      <w:r>
-        <w:rPr>
-          <w:rFonts w:ascii="Times New Roman" w:eastAsia="Times New Roman" w:hAnsi="Times New Roman" w:cs="Times New Roman"/>
-        </w:rPr>
-        <w:t>Ինտերստելլար</w:t>
-      </w:r>
-      <w:proofErr w:type="spellEnd"/>
-      <w:r>
-        <w:rPr>
-          <w:rFonts w:ascii="Times New Roman" w:eastAsia="Times New Roman" w:hAnsi="Times New Roman" w:cs="Times New Roman"/>
-          <w:lang w:val="en-US"/>
-        </w:rPr>
-        <w:t>&lt;/h3&gt;</w:t>
-      </w:r>
-    </w:p>
-    <w:p>
-      <w:pPr>
-        <w:rPr>
-          <w:rFonts w:ascii="Times New Roman" w:eastAsia="Times New Roman" w:hAnsi="Times New Roman" w:cs="Times New Roman"/>
-          <w:lang w:val="en-US"/>
-        </w:rPr>
-      </w:pPr>
-      <w:r>
-        <w:rPr>
-          <w:rFonts w:ascii="Times New Roman" w:eastAsia="Times New Roman" w:hAnsi="Times New Roman" w:cs="Times New Roman"/>
-          <w:lang w:val="en-US"/>
-        </w:rPr>
-        <w:t>&lt;figure&gt;</w:t>
-      </w:r>
-    </w:p>
-    <w:p>
-      <w:pPr>
-        <w:rPr>
-          <w:rFonts w:ascii="Times New Roman" w:eastAsia="Times New Roman" w:hAnsi="Times New Roman" w:cs="Times New Roman"/>
-          <w:lang w:val="en-US"/>
-        </w:rPr>
-      </w:pPr>
-      <w:r>
-        <w:rPr>
-          <w:rFonts w:ascii="Times New Roman" w:eastAsia="Times New Roman" w:hAnsi="Times New Roman" w:cs="Times New Roman"/>
-          <w:lang w:val="en-US"/>
-        </w:rPr>
-        <w:t>&lt;</w:t>
-      </w:r>
-      <w:proofErr w:type="spellStart"/>
-      <w:r>
-        <w:rPr>
-          <w:rFonts w:ascii="Times New Roman" w:eastAsia="Times New Roman" w:hAnsi="Times New Roman" w:cs="Times New Roman"/>
-          <w:lang w:val="en-US"/>
-        </w:rPr>
-        <w:t>img</w:t>
-      </w:r>
-      <w:proofErr w:type="spellEnd"/>
-      <w:r>
-        <w:rPr>
-          <w:rFonts w:ascii="Times New Roman" w:eastAsia="Times New Roman" w:hAnsi="Times New Roman" w:cs="Times New Roman"/>
-          <w:lang w:val="en-US"/>
-        </w:rPr>
-        <w:t xml:space="preserve"> </w:t>
-      </w:r>
-      <w:proofErr w:type="spellStart"/>
-      <w:r>
-        <w:rPr>
-          <w:rFonts w:ascii="Times New Roman" w:eastAsia="Times New Roman" w:hAnsi="Times New Roman" w:cs="Times New Roman"/>
-          <w:lang w:val="en-US"/>
-        </w:rPr>
-        <w:t>src</w:t>
-      </w:r>
-      <w:proofErr w:type="spellEnd"/>
-      <w:r>
-        <w:rPr>
-          <w:rFonts w:ascii="Times New Roman" w:eastAsia="Times New Roman" w:hAnsi="Times New Roman" w:cs="Times New Roman"/>
-          <w:lang w:val="en-US"/>
-        </w:rPr>
-        <w:t>="interstellar.jpg" alt="</w:t>
-      </w:r>
-      <w:proofErr w:type="spellStart"/>
-      <w:r>
-        <w:rPr>
-          <w:rFonts w:ascii="Times New Roman" w:eastAsia="Times New Roman" w:hAnsi="Times New Roman" w:cs="Times New Roman"/>
-        </w:rPr>
-        <w:t>Ինտերստելլար</w:t>
-      </w:r>
-      <w:proofErr w:type="spellEnd"/>
-      <w:r>
-        <w:rPr>
-          <w:rFonts w:ascii="Times New Roman" w:eastAsia="Times New Roman" w:hAnsi="Times New Roman" w:cs="Times New Roman"/>
-          <w:lang w:val="en-US"/>
-        </w:rPr>
-        <w:t xml:space="preserve"> </w:t>
-      </w:r>
-      <w:proofErr w:type="spellStart"/>
-      <w:r>
-        <w:rPr>
-          <w:rFonts w:ascii="Times New Roman" w:eastAsia="Times New Roman" w:hAnsi="Times New Roman" w:cs="Times New Roman"/>
-        </w:rPr>
-        <w:t>ֆիլմի</w:t>
-      </w:r>
-      <w:proofErr w:type="spellEnd"/>
-      <w:r>
-        <w:rPr>
-          <w:rFonts w:ascii="Times New Roman" w:eastAsia="Times New Roman" w:hAnsi="Times New Roman" w:cs="Times New Roman"/>
-          <w:lang w:val="en-US"/>
-        </w:rPr>
-        <w:t xml:space="preserve"> </w:t>
-      </w:r>
-      <w:proofErr w:type="spellStart"/>
-      <w:r>
-        <w:rPr>
-          <w:rFonts w:ascii="Times New Roman" w:eastAsia="Times New Roman" w:hAnsi="Times New Roman" w:cs="Times New Roman"/>
-        </w:rPr>
-        <w:t>պաստառ</w:t>
-      </w:r>
-      <w:proofErr w:type="spellEnd"/>
-      <w:r>
-        <w:rPr>
-          <w:rFonts w:ascii="Times New Roman" w:eastAsia="Times New Roman" w:hAnsi="Times New Roman" w:cs="Times New Roman"/>
-          <w:lang w:val="en-US"/>
-        </w:rPr>
-        <w:t>" width="200"&gt;</w:t>
-      </w:r>
-    </w:p>
-    <w:p>
-      <w:pPr>
-        <w:rPr>
-          <w:rFonts w:ascii="Times New Roman" w:eastAsia="Times New Roman" w:hAnsi="Times New Roman" w:cs="Times New Roman"/>
-          <w:lang w:val="en-US"/>
-        </w:rPr>
-      </w:pPr>
-      <w:r>
-        <w:rPr>
-          <w:rFonts w:ascii="Times New Roman" w:eastAsia="Times New Roman" w:hAnsi="Times New Roman" w:cs="Times New Roman"/>
-          <w:lang w:val="en-US"/>
-        </w:rPr>
-        <w:t>&lt;</w:t>
-      </w:r>
-      <w:proofErr w:type="spellStart"/>
-      <w:r>
-        <w:rPr>
-          <w:rFonts w:ascii="Times New Roman" w:eastAsia="Times New Roman" w:hAnsi="Times New Roman" w:cs="Times New Roman"/>
-          <w:lang w:val="en-US"/>
-        </w:rPr>
-        <w:t>figcaption</w:t>
-      </w:r>
-      <w:proofErr w:type="spellEnd"/>
-      <w:r>
-        <w:rPr>
-          <w:rFonts w:ascii="Times New Roman" w:eastAsia="Times New Roman" w:hAnsi="Times New Roman" w:cs="Times New Roman"/>
-          <w:lang w:val="en-US"/>
-        </w:rPr>
-        <w:t>&gt;</w:t>
-      </w:r>
-      <w:proofErr w:type="spellStart"/>
-      <w:r>
-        <w:rPr>
-          <w:rFonts w:ascii="Times New Roman" w:eastAsia="Times New Roman" w:hAnsi="Times New Roman" w:cs="Times New Roman"/>
-        </w:rPr>
-        <w:t>Ռեժիսոր</w:t>
-      </w:r>
-      <w:proofErr w:type="spellEnd"/>
-      <w:r>
-        <w:rPr>
-          <w:rFonts w:ascii="Times New Roman" w:eastAsia="Times New Roman" w:hAnsi="Times New Roman" w:cs="Times New Roman"/>
-        </w:rPr>
-        <w:t>՝</w:t>
-      </w:r>
-      <w:r>
-        <w:rPr>
-          <w:rFonts w:ascii="Times New Roman" w:eastAsia="Times New Roman" w:hAnsi="Times New Roman" w:cs="Times New Roman"/>
-          <w:lang w:val="en-US"/>
-        </w:rPr>
-        <w:t xml:space="preserve"> </w:t>
-      </w:r>
-      <w:proofErr w:type="spellStart"/>
-      <w:r>
-        <w:rPr>
-          <w:rFonts w:ascii="Times New Roman" w:eastAsia="Times New Roman" w:hAnsi="Times New Roman" w:cs="Times New Roman"/>
-        </w:rPr>
-        <w:t>Քրիստոֆեր</w:t>
-      </w:r>
-      <w:proofErr w:type="spellEnd"/>
-      <w:r>
-        <w:rPr>
-          <w:rFonts w:ascii="Times New Roman" w:eastAsia="Times New Roman" w:hAnsi="Times New Roman" w:cs="Times New Roman"/>
-          <w:lang w:val="en-US"/>
-        </w:rPr>
-        <w:t xml:space="preserve"> </w:t>
-      </w:r>
-      <w:proofErr w:type="spellStart"/>
-      <w:r>
-        <w:rPr>
-          <w:rFonts w:ascii="Times New Roman" w:eastAsia="Times New Roman" w:hAnsi="Times New Roman" w:cs="Times New Roman"/>
-        </w:rPr>
-        <w:t>Նոլան</w:t>
-      </w:r>
-      <w:proofErr w:type="spellEnd"/>
-      <w:r>
-        <w:rPr>
-          <w:rFonts w:ascii="Times New Roman" w:eastAsia="Times New Roman" w:hAnsi="Times New Roman" w:cs="Times New Roman"/>
-          <w:lang w:val="en-US"/>
-        </w:rPr>
-        <w:t>&lt;/</w:t>
-      </w:r>
-      <w:proofErr w:type="spellStart"/>
-      <w:r>
-        <w:rPr>
-          <w:rFonts w:ascii="Times New Roman" w:eastAsia="Times New Roman" w:hAnsi="Times New Roman" w:cs="Times New Roman"/>
-          <w:lang w:val="en-US"/>
-        </w:rPr>
-        <w:t>figcaption</w:t>
-      </w:r>
-      <w:proofErr w:type="spellEnd"/>
-      <w:r>
-        <w:rPr>
-          <w:rFonts w:ascii="Times New Roman" w:eastAsia="Times New Roman" w:hAnsi="Times New Roman" w:cs="Times New Roman"/>
-          <w:lang w:val="en-US"/>
-        </w:rPr>
-        <w:t>&gt;</w:t>
-      </w:r>
-    </w:p>
-    <w:p>
-      <w:pPr>
-        <w:rPr>
-          <w:rFonts w:ascii="Times New Roman" w:eastAsia="Times New Roman" w:hAnsi="Times New Roman" w:cs="Times New Roman"/>
-          <w:lang w:val="en-US"/>
-        </w:rPr>
-      </w:pPr>
-      <w:r>
-        <w:rPr>
-          <w:rFonts w:ascii="Times New Roman" w:eastAsia="Times New Roman" w:hAnsi="Times New Roman" w:cs="Times New Roman"/>
-          <w:lang w:val="en-US"/>
-        </w:rPr>
-        <w:t>&lt;/figure&gt;</w:t>
-      </w:r>
-    </w:p>
-    <w:p>
-      <w:pPr>
-        <w:rPr>
-          <w:rFonts w:ascii="Times New Roman" w:eastAsia="Times New Roman" w:hAnsi="Times New Roman" w:cs="Times New Roman"/>
-          <w:lang w:val="en-US"/>
-        </w:rPr>
-      </w:pPr>
-      <w:r>
-        <w:rPr>
-          <w:rFonts w:ascii="Times New Roman" w:eastAsia="Times New Roman" w:hAnsi="Times New Roman" w:cs="Times New Roman"/>
-          <w:lang w:val="en-US"/>
-        </w:rPr>
-        <w:t>&lt;/article&gt;</w:t>
-      </w:r>
-    </w:p>
-    <w:p>
-      <w:pPr>
-        <w:rPr>
-          <w:rFonts w:ascii="Times New Roman" w:eastAsia="Times New Roman" w:hAnsi="Times New Roman" w:cs="Times New Roman"/>
-          <w:lang w:val="en-US"/>
-        </w:rPr>
-      </w:pPr>
-    </w:p>
-    <w:p>
-      <w:pPr>
-        <w:rPr>
-          <w:rFonts w:ascii="Times New Roman" w:eastAsia="Times New Roman" w:hAnsi="Times New Roman" w:cs="Times New Roman"/>
-          <w:lang w:val="en-US"/>
-        </w:rPr>
-      </w:pPr>
-      <w:r>
-        <w:rPr>
-          <w:rFonts w:ascii="Times New Roman" w:eastAsia="Times New Roman" w:hAnsi="Times New Roman" w:cs="Times New Roman"/>
-          <w:lang w:val="en-US"/>
-        </w:rPr>
-        <w:t>&lt;article&gt;</w:t>
-      </w:r>
-    </w:p>
-    <w:p>
-      <w:pPr>
-        <w:rPr>
-          <w:rFonts w:ascii="Times New Roman" w:eastAsia="Times New Roman" w:hAnsi="Times New Roman" w:cs="Times New Roman"/>
-          <w:lang w:val="en-US"/>
-        </w:rPr>
-      </w:pPr>
-      <w:r>
-        <w:rPr>
-          <w:rFonts w:ascii="Times New Roman" w:eastAsia="Times New Roman" w:hAnsi="Times New Roman" w:cs="Times New Roman"/>
-          <w:lang w:val="en-US"/>
-        </w:rPr>
-        <w:t xml:space="preserve">&lt;h3&gt;2. </w:t>
-      </w:r>
-      <w:proofErr w:type="spellStart"/>
-      <w:r>
-        <w:rPr>
-          <w:rFonts w:ascii="Times New Roman" w:eastAsia="Times New Roman" w:hAnsi="Times New Roman" w:cs="Times New Roman"/>
-        </w:rPr>
-        <w:t>Սկիզբ</w:t>
-      </w:r>
-      <w:proofErr w:type="spellEnd"/>
-      <w:r>
-        <w:rPr>
-          <w:rFonts w:ascii="Times New Roman" w:eastAsia="Times New Roman" w:hAnsi="Times New Roman" w:cs="Times New Roman"/>
-          <w:lang w:val="en-US"/>
-        </w:rPr>
-        <w:t>&lt;/h3&gt;</w:t>
-      </w:r>
-    </w:p>
-    <w:p>
-      <w:pPr>
-        <w:rPr>
-          <w:rFonts w:ascii="Times New Roman" w:eastAsia="Times New Roman" w:hAnsi="Times New Roman" w:cs="Times New Roman"/>
-          <w:lang w:val="en-US"/>
-        </w:rPr>
-      </w:pPr>
-      <w:r>
-        <w:rPr>
-          <w:rFonts w:ascii="Times New Roman" w:eastAsia="Times New Roman" w:hAnsi="Times New Roman" w:cs="Times New Roman"/>
-          <w:lang w:val="en-US"/>
-        </w:rPr>
-        <w:t>&lt;figure&gt;</w:t>
-      </w:r>
-    </w:p>
-    <w:p>
-      <w:pPr>
-        <w:rPr>
-          <w:rFonts w:ascii="Times New Roman" w:eastAsia="Times New Roman" w:hAnsi="Times New Roman" w:cs="Times New Roman"/>
-          <w:lang w:val="en-US"/>
-        </w:rPr>
-      </w:pPr>
-      <w:r>
-        <w:rPr>
-          <w:rFonts w:ascii="Times New Roman" w:eastAsia="Times New Roman" w:hAnsi="Times New Roman" w:cs="Times New Roman"/>
-          <w:lang w:val="en-US"/>
-        </w:rPr>
-        <w:t>&lt;</w:t>
-      </w:r>
-      <w:proofErr w:type="spellStart"/>
-      <w:r>
-        <w:rPr>
-          <w:rFonts w:ascii="Times New Roman" w:eastAsia="Times New Roman" w:hAnsi="Times New Roman" w:cs="Times New Roman"/>
-          <w:lang w:val="en-US"/>
-        </w:rPr>
-        <w:t>img</w:t>
-      </w:r>
-      <w:proofErr w:type="spellEnd"/>
-      <w:r>
-        <w:rPr>
-          <w:rFonts w:ascii="Times New Roman" w:eastAsia="Times New Roman" w:hAnsi="Times New Roman" w:cs="Times New Roman"/>
-          <w:lang w:val="en-US"/>
-        </w:rPr>
-        <w:t xml:space="preserve"> </w:t>
-      </w:r>
-      <w:proofErr w:type="spellStart"/>
-      <w:r>
-        <w:rPr>
-          <w:rFonts w:ascii="Times New Roman" w:eastAsia="Times New Roman" w:hAnsi="Times New Roman" w:cs="Times New Roman"/>
-          <w:lang w:val="en-US"/>
-        </w:rPr>
-        <w:t>src</w:t>
-      </w:r>
-      <w:proofErr w:type="spellEnd"/>
-      <w:r>
-        <w:rPr>
-          <w:rFonts w:ascii="Times New Roman" w:eastAsia="Times New Roman" w:hAnsi="Times New Roman" w:cs="Times New Roman"/>
-          <w:lang w:val="en-US"/>
-        </w:rPr>
-        <w:t>="inception.jpg" alt="</w:t>
-      </w:r>
-      <w:proofErr w:type="spellStart"/>
-      <w:r>
-        <w:rPr>
-          <w:rFonts w:ascii="Times New Roman" w:eastAsia="Times New Roman" w:hAnsi="Times New Roman" w:cs="Times New Roman"/>
-        </w:rPr>
-        <w:t>Սկիզբ</w:t>
-      </w:r>
-      <w:proofErr w:type="spellEnd"/>
-      <w:r>
-        <w:rPr>
-          <w:rFonts w:ascii="Times New Roman" w:eastAsia="Times New Roman" w:hAnsi="Times New Roman" w:cs="Times New Roman"/>
-          <w:lang w:val="en-US"/>
-        </w:rPr>
-        <w:t xml:space="preserve"> </w:t>
-      </w:r>
-      <w:proofErr w:type="spellStart"/>
-      <w:r>
-        <w:rPr>
-          <w:rFonts w:ascii="Times New Roman" w:eastAsia="Times New Roman" w:hAnsi="Times New Roman" w:cs="Times New Roman"/>
-        </w:rPr>
-        <w:t>ֆիլմի</w:t>
-      </w:r>
-      <w:proofErr w:type="spellEnd"/>
-      <w:r>
-        <w:rPr>
-          <w:rFonts w:ascii="Times New Roman" w:eastAsia="Times New Roman" w:hAnsi="Times New Roman" w:cs="Times New Roman"/>
-          <w:lang w:val="en-US"/>
-        </w:rPr>
-        <w:t xml:space="preserve"> </w:t>
-      </w:r>
-      <w:proofErr w:type="spellStart"/>
-      <w:r>
-        <w:rPr>
-          <w:rFonts w:ascii="Times New Roman" w:eastAsia="Times New Roman" w:hAnsi="Times New Roman" w:cs="Times New Roman"/>
-        </w:rPr>
-        <w:t>պաստառ</w:t>
-      </w:r>
-      <w:proofErr w:type="spellEnd"/>
-      <w:r>
-        <w:rPr>
-          <w:rFonts w:ascii="Times New Roman" w:eastAsia="Times New Roman" w:hAnsi="Times New Roman" w:cs="Times New Roman"/>
-          <w:lang w:val="en-US"/>
-        </w:rPr>
-        <w:t>" width="200"&gt;</w:t>
-      </w:r>
-    </w:p>
-    <w:p>
-      <w:pPr>
-        <w:rPr>
-          <w:rFonts w:ascii="Times New Roman" w:eastAsia="Times New Roman" w:hAnsi="Times New Roman" w:cs="Times New Roman"/>
-          <w:lang w:val="en-US"/>
-        </w:rPr>
-      </w:pPr>
-      <w:r>
-        <w:rPr>
-          <w:rFonts w:ascii="Times New Roman" w:eastAsia="Times New Roman" w:hAnsi="Times New Roman" w:cs="Times New Roman"/>
-          <w:lang w:val="en-US"/>
-        </w:rPr>
-        <w:t>&lt;</w:t>
-      </w:r>
-      <w:proofErr w:type="spellStart"/>
-      <w:r>
-        <w:rPr>
-          <w:rFonts w:ascii="Times New Roman" w:eastAsia="Times New Roman" w:hAnsi="Times New Roman" w:cs="Times New Roman"/>
-          <w:lang w:val="en-US"/>
-        </w:rPr>
-        <w:t>figcaption</w:t>
-      </w:r>
-      <w:proofErr w:type="spellEnd"/>
-      <w:r>
-        <w:rPr>
-          <w:rFonts w:ascii="Times New Roman" w:eastAsia="Times New Roman" w:hAnsi="Times New Roman" w:cs="Times New Roman"/>
-          <w:lang w:val="en-US"/>
-        </w:rPr>
-        <w:t>&gt;</w:t>
-      </w:r>
-      <w:proofErr w:type="spellStart"/>
-      <w:r>
-        <w:rPr>
-          <w:rFonts w:ascii="Times New Roman" w:eastAsia="Times New Roman" w:hAnsi="Times New Roman" w:cs="Times New Roman"/>
-        </w:rPr>
-        <w:t>Ռեժիսոր</w:t>
-      </w:r>
-      <w:proofErr w:type="spellEnd"/>
-      <w:r>
-        <w:rPr>
-          <w:rFonts w:ascii="Times New Roman" w:eastAsia="Times New Roman" w:hAnsi="Times New Roman" w:cs="Times New Roman"/>
-        </w:rPr>
-        <w:t>՝</w:t>
-      </w:r>
-      <w:r>
-        <w:rPr>
-          <w:rFonts w:ascii="Times New Roman" w:eastAsia="Times New Roman" w:hAnsi="Times New Roman" w:cs="Times New Roman"/>
-          <w:lang w:val="en-US"/>
-        </w:rPr>
-        <w:t xml:space="preserve"> </w:t>
-      </w:r>
-      <w:proofErr w:type="spellStart"/>
-      <w:r>
-        <w:rPr>
-          <w:rFonts w:ascii="Times New Roman" w:eastAsia="Times New Roman" w:hAnsi="Times New Roman" w:cs="Times New Roman"/>
-        </w:rPr>
-        <w:t>Քրիստոֆեր</w:t>
-      </w:r>
-      <w:proofErr w:type="spellEnd"/>
-      <w:r>
-        <w:rPr>
-          <w:rFonts w:ascii="Times New Roman" w:eastAsia="Times New Roman" w:hAnsi="Times New Roman" w:cs="Times New Roman"/>
-          <w:lang w:val="en-US"/>
-        </w:rPr>
-        <w:t xml:space="preserve"> </w:t>
-      </w:r>
-      <w:proofErr w:type="spellStart"/>
-      <w:r>
-        <w:rPr>
-          <w:rFonts w:ascii="Times New Roman" w:eastAsia="Times New Roman" w:hAnsi="Times New Roman" w:cs="Times New Roman"/>
-        </w:rPr>
-        <w:t>Նոլան</w:t>
-      </w:r>
-      <w:proofErr w:type="spellEnd"/>
-      <w:r>
-        <w:rPr>
-          <w:rFonts w:ascii="Times New Roman" w:eastAsia="Times New Roman" w:hAnsi="Times New Roman" w:cs="Times New Roman"/>
-          <w:lang w:val="en-US"/>
-        </w:rPr>
-        <w:t>&lt;/</w:t>
-      </w:r>
-      <w:proofErr w:type="spellStart"/>
-      <w:r>
-        <w:rPr>
-          <w:rFonts w:ascii="Times New Roman" w:eastAsia="Times New Roman" w:hAnsi="Times New Roman" w:cs="Times New Roman"/>
-          <w:lang w:val="en-US"/>
-        </w:rPr>
-        <w:t>figcaption</w:t>
-      </w:r>
-      <w:proofErr w:type="spellEnd"/>
-      <w:r>
-        <w:rPr>
-          <w:rFonts w:ascii="Times New Roman" w:eastAsia="Times New Roman" w:hAnsi="Times New Roman" w:cs="Times New Roman"/>
-          <w:lang w:val="en-US"/>
-        </w:rPr>
-        <w:t>&gt;</w:t>
-      </w:r>
-    </w:p>
-    <w:p>
-      <w:pPr>
-        <w:rPr>
-          <w:rFonts w:ascii="Times New Roman" w:eastAsia="Times New Roman" w:hAnsi="Times New Roman" w:cs="Times New Roman"/>
-          <w:lang w:val="en-US"/>
-        </w:rPr>
-      </w:pPr>
-      <w:r>
-        <w:rPr>
-          <w:rFonts w:ascii="Times New Roman" w:eastAsia="Times New Roman" w:hAnsi="Times New Roman" w:cs="Times New Roman"/>
-          <w:lang w:val="en-US"/>
-        </w:rPr>
-        <w:t>&lt;/figure&gt;</w:t>
-      </w:r>
-    </w:p>
-    <w:p>
-      <w:pPr>
-        <w:rPr>
-          <w:rFonts w:ascii="Times New Roman" w:eastAsia="Times New Roman" w:hAnsi="Times New Roman" w:cs="Times New Roman"/>
-          <w:lang w:val="en-US"/>
-        </w:rPr>
-      </w:pPr>
-      <w:r>
-        <w:rPr>
-          <w:rFonts w:ascii="Times New Roman" w:eastAsia="Times New Roman" w:hAnsi="Times New Roman" w:cs="Times New Roman"/>
-          <w:lang w:val="en-US"/>
-        </w:rPr>
-        <w:t>&lt;/article&gt;</w:t>
-      </w:r>
-    </w:p>
-    <w:p>
-      <w:pPr>
-        <w:rPr>
-          <w:rFonts w:ascii="Times New Roman" w:eastAsia="Times New Roman" w:hAnsi="Times New Roman" w:cs="Times New Roman"/>
-          <w:lang w:val="en-US"/>
-        </w:rPr>
-      </w:pPr>
-    </w:p>
-    <w:p>
-      <w:pPr>
-        <w:rPr>
-          <w:rFonts w:ascii="Times New Roman" w:eastAsia="Times New Roman" w:hAnsi="Times New Roman" w:cs="Times New Roman"/>
-          <w:lang w:val="en-US"/>
-        </w:rPr>
-      </w:pPr>
-      <w:r>
-        <w:rPr>
-          <w:rFonts w:ascii="Times New Roman" w:eastAsia="Times New Roman" w:hAnsi="Times New Roman" w:cs="Times New Roman"/>
-          <w:lang w:val="en-US"/>
-        </w:rPr>
-        <w:t>&lt;article&gt;</w:t>
-      </w:r>
-    </w:p>
-    <w:p>
-      <w:pPr>
-        <w:rPr>
-          <w:rFonts w:ascii="Times New Roman" w:eastAsia="Times New Roman" w:hAnsi="Times New Roman" w:cs="Times New Roman"/>
-          <w:lang w:val="en-US"/>
-        </w:rPr>
-      </w:pPr>
-      <w:r>
-        <w:rPr>
-          <w:rFonts w:ascii="Times New Roman" w:eastAsia="Times New Roman" w:hAnsi="Times New Roman" w:cs="Times New Roman"/>
-          <w:lang w:val="en-US"/>
-        </w:rPr>
-        <w:t xml:space="preserve">&lt;h3&gt;3. </w:t>
-      </w:r>
-      <w:proofErr w:type="spellStart"/>
-      <w:r>
-        <w:rPr>
-          <w:rFonts w:ascii="Times New Roman" w:eastAsia="Times New Roman" w:hAnsi="Times New Roman" w:cs="Times New Roman"/>
-        </w:rPr>
-        <w:t>Կանաչ</w:t>
-      </w:r>
-      <w:proofErr w:type="spellEnd"/>
-      <w:r>
-        <w:rPr>
-          <w:rFonts w:ascii="Times New Roman" w:eastAsia="Times New Roman" w:hAnsi="Times New Roman" w:cs="Times New Roman"/>
-          <w:lang w:val="en-US"/>
-        </w:rPr>
-        <w:t xml:space="preserve"> </w:t>
-      </w:r>
-      <w:proofErr w:type="spellStart"/>
-      <w:r>
-        <w:rPr>
-          <w:rFonts w:ascii="Times New Roman" w:eastAsia="Times New Roman" w:hAnsi="Times New Roman" w:cs="Times New Roman"/>
-        </w:rPr>
-        <w:t>մղոն</w:t>
-      </w:r>
-      <w:proofErr w:type="spellEnd"/>
-      <w:r>
-        <w:rPr>
-          <w:rFonts w:ascii="Times New Roman" w:eastAsia="Times New Roman" w:hAnsi="Times New Roman" w:cs="Times New Roman"/>
-          <w:lang w:val="en-US"/>
-        </w:rPr>
-        <w:t>&lt;/h3&gt;</w:t>
-      </w:r>
-    </w:p>
-    <w:p>
-      <w:pPr>
-        <w:rPr>
-          <w:rFonts w:ascii="Times New Roman" w:eastAsia="Times New Roman" w:hAnsi="Times New Roman" w:cs="Times New Roman"/>
-          <w:lang w:val="en-US"/>
-        </w:rPr>
-      </w:pPr>
-      <w:r>
-        <w:rPr>
-          <w:rFonts w:ascii="Times New Roman" w:eastAsia="Times New Roman" w:hAnsi="Times New Roman" w:cs="Times New Roman"/>
-          <w:lang w:val="en-US"/>
-        </w:rPr>
-        <w:t>&lt;figure&gt;</w:t>
-      </w:r>
-    </w:p>
-    <w:p>
-      <w:pPr>
-        <w:rPr>
-          <w:rFonts w:ascii="Times New Roman" w:eastAsia="Times New Roman" w:hAnsi="Times New Roman" w:cs="Times New Roman"/>
-          <w:lang w:val="en-US"/>
-        </w:rPr>
-      </w:pPr>
-      <w:r>
-        <w:rPr>
-          <w:rFonts w:ascii="Times New Roman" w:eastAsia="Times New Roman" w:hAnsi="Times New Roman" w:cs="Times New Roman"/>
-          <w:lang w:val="en-US"/>
-        </w:rPr>
-        <w:t>&lt;</w:t>
-      </w:r>
-      <w:proofErr w:type="spellStart"/>
-      <w:r>
-        <w:rPr>
-          <w:rFonts w:ascii="Times New Roman" w:eastAsia="Times New Roman" w:hAnsi="Times New Roman" w:cs="Times New Roman"/>
-          <w:lang w:val="en-US"/>
-        </w:rPr>
-        <w:t>img</w:t>
-      </w:r>
-      <w:proofErr w:type="spellEnd"/>
-      <w:r>
-        <w:rPr>
-          <w:rFonts w:ascii="Times New Roman" w:eastAsia="Times New Roman" w:hAnsi="Times New Roman" w:cs="Times New Roman"/>
-          <w:lang w:val="en-US"/>
-        </w:rPr>
-        <w:t xml:space="preserve"> </w:t>
-      </w:r>
-      <w:proofErr w:type="spellStart"/>
-      <w:r>
-        <w:rPr>
-          <w:rFonts w:ascii="Times New Roman" w:eastAsia="Times New Roman" w:hAnsi="Times New Roman" w:cs="Times New Roman"/>
-          <w:lang w:val="en-US"/>
-        </w:rPr>
-        <w:t>src</w:t>
-      </w:r>
-      <w:proofErr w:type="spellEnd"/>
-      <w:r>
-        <w:rPr>
-          <w:rFonts w:ascii="Times New Roman" w:eastAsia="Times New Roman" w:hAnsi="Times New Roman" w:cs="Times New Roman"/>
-          <w:lang w:val="en-US"/>
-        </w:rPr>
-        <w:t>="green_mile.jpg" alt="</w:t>
-      </w:r>
-      <w:proofErr w:type="spellStart"/>
-      <w:r>
-        <w:rPr>
-          <w:rFonts w:ascii="Times New Roman" w:eastAsia="Times New Roman" w:hAnsi="Times New Roman" w:cs="Times New Roman"/>
-        </w:rPr>
-        <w:t>Կանաչ</w:t>
-      </w:r>
-      <w:proofErr w:type="spellEnd"/>
-      <w:r>
-        <w:rPr>
-          <w:rFonts w:ascii="Times New Roman" w:eastAsia="Times New Roman" w:hAnsi="Times New Roman" w:cs="Times New Roman"/>
-          <w:lang w:val="en-US"/>
-        </w:rPr>
-        <w:t xml:space="preserve"> </w:t>
-      </w:r>
-      <w:proofErr w:type="spellStart"/>
-      <w:r>
-        <w:rPr>
-          <w:rFonts w:ascii="Times New Roman" w:eastAsia="Times New Roman" w:hAnsi="Times New Roman" w:cs="Times New Roman"/>
-        </w:rPr>
-        <w:t>մղոն</w:t>
-      </w:r>
-      <w:proofErr w:type="spellEnd"/>
-      <w:r>
-        <w:rPr>
-          <w:rFonts w:ascii="Times New Roman" w:eastAsia="Times New Roman" w:hAnsi="Times New Roman" w:cs="Times New Roman"/>
-          <w:lang w:val="en-US"/>
-        </w:rPr>
-        <w:t xml:space="preserve"> </w:t>
-      </w:r>
-      <w:proofErr w:type="spellStart"/>
-      <w:r>
-        <w:rPr>
-          <w:rFonts w:ascii="Times New Roman" w:eastAsia="Times New Roman" w:hAnsi="Times New Roman" w:cs="Times New Roman"/>
-        </w:rPr>
-        <w:t>ֆիլմի</w:t>
-      </w:r>
-      <w:proofErr w:type="spellEnd"/>
-      <w:r>
-        <w:rPr>
-          <w:rFonts w:ascii="Times New Roman" w:eastAsia="Times New Roman" w:hAnsi="Times New Roman" w:cs="Times New Roman"/>
-          <w:lang w:val="en-US"/>
-        </w:rPr>
-        <w:t xml:space="preserve"> </w:t>
-      </w:r>
-      <w:proofErr w:type="spellStart"/>
-      <w:r>
-        <w:rPr>
-          <w:rFonts w:ascii="Times New Roman" w:eastAsia="Times New Roman" w:hAnsi="Times New Roman" w:cs="Times New Roman"/>
-        </w:rPr>
-        <w:t>պաստառ</w:t>
-      </w:r>
-      <w:proofErr w:type="spellEnd"/>
-      <w:r>
-        <w:rPr>
-          <w:rFonts w:ascii="Times New Roman" w:eastAsia="Times New Roman" w:hAnsi="Times New Roman" w:cs="Times New Roman"/>
-          <w:lang w:val="en-US"/>
-        </w:rPr>
-        <w:t>" width="200"&gt;</w:t>
-      </w:r>
-    </w:p>
-    <w:p>
-      <w:pPr>
-        <w:rPr>
-          <w:rFonts w:ascii="Times New Roman" w:eastAsia="Times New Roman" w:hAnsi="Times New Roman" w:cs="Times New Roman"/>
-          <w:lang w:val="en-US"/>
-        </w:rPr>
-      </w:pPr>
-      <w:r>
-        <w:rPr>
-          <w:rFonts w:ascii="Times New Roman" w:eastAsia="Times New Roman" w:hAnsi="Times New Roman" w:cs="Times New Roman"/>
-          <w:lang w:val="en-US"/>
-        </w:rPr>
-        <w:lastRenderedPageBreak/>
-        <w:t>&lt;</w:t>
-      </w:r>
-      <w:proofErr w:type="spellStart"/>
-      <w:r>
-        <w:rPr>
-          <w:rFonts w:ascii="Times New Roman" w:eastAsia="Times New Roman" w:hAnsi="Times New Roman" w:cs="Times New Roman"/>
-          <w:lang w:val="en-US"/>
-        </w:rPr>
-        <w:t>figcaption</w:t>
-      </w:r>
-      <w:proofErr w:type="spellEnd"/>
-      <w:r>
-        <w:rPr>
-          <w:rFonts w:ascii="Times New Roman" w:eastAsia="Times New Roman" w:hAnsi="Times New Roman" w:cs="Times New Roman"/>
-          <w:lang w:val="en-US"/>
-        </w:rPr>
-        <w:t>&gt;</w:t>
-      </w:r>
-      <w:proofErr w:type="spellStart"/>
-      <w:r>
-        <w:rPr>
-          <w:rFonts w:ascii="Times New Roman" w:eastAsia="Times New Roman" w:hAnsi="Times New Roman" w:cs="Times New Roman"/>
-        </w:rPr>
-        <w:t>Ռեժիսոր</w:t>
-      </w:r>
-      <w:proofErr w:type="spellEnd"/>
-      <w:r>
-        <w:rPr>
-          <w:rFonts w:ascii="Times New Roman" w:eastAsia="Times New Roman" w:hAnsi="Times New Roman" w:cs="Times New Roman"/>
-        </w:rPr>
-        <w:t>՝</w:t>
-      </w:r>
-      <w:r>
-        <w:rPr>
-          <w:rFonts w:ascii="Times New Roman" w:eastAsia="Times New Roman" w:hAnsi="Times New Roman" w:cs="Times New Roman"/>
-          <w:lang w:val="en-US"/>
-        </w:rPr>
-        <w:t xml:space="preserve"> </w:t>
-      </w:r>
-      <w:proofErr w:type="spellStart"/>
-      <w:r>
-        <w:rPr>
-          <w:rFonts w:ascii="Times New Roman" w:eastAsia="Times New Roman" w:hAnsi="Times New Roman" w:cs="Times New Roman"/>
-        </w:rPr>
-        <w:t>Ֆրենկ</w:t>
-      </w:r>
-      <w:proofErr w:type="spellEnd"/>
-      <w:r>
-        <w:rPr>
-          <w:rFonts w:ascii="Times New Roman" w:eastAsia="Times New Roman" w:hAnsi="Times New Roman" w:cs="Times New Roman"/>
-          <w:lang w:val="en-US"/>
-        </w:rPr>
-        <w:t xml:space="preserve"> </w:t>
-      </w:r>
-      <w:proofErr w:type="spellStart"/>
-      <w:r>
-        <w:rPr>
-          <w:rFonts w:ascii="Times New Roman" w:eastAsia="Times New Roman" w:hAnsi="Times New Roman" w:cs="Times New Roman"/>
-        </w:rPr>
-        <w:t>Դարաբոնտ</w:t>
-      </w:r>
-      <w:proofErr w:type="spellEnd"/>
-      <w:r>
-        <w:rPr>
-          <w:rFonts w:ascii="Times New Roman" w:eastAsia="Times New Roman" w:hAnsi="Times New Roman" w:cs="Times New Roman"/>
-          <w:lang w:val="en-US"/>
-        </w:rPr>
-        <w:t>&lt;/</w:t>
-      </w:r>
-      <w:proofErr w:type="spellStart"/>
-      <w:r>
-        <w:rPr>
-          <w:rFonts w:ascii="Times New Roman" w:eastAsia="Times New Roman" w:hAnsi="Times New Roman" w:cs="Times New Roman"/>
-          <w:lang w:val="en-US"/>
-        </w:rPr>
-        <w:t>figcaption</w:t>
-      </w:r>
-      <w:proofErr w:type="spellEnd"/>
-      <w:r>
-        <w:rPr>
-          <w:rFonts w:ascii="Times New Roman" w:eastAsia="Times New Roman" w:hAnsi="Times New Roman" w:cs="Times New Roman"/>
-          <w:lang w:val="en-US"/>
-        </w:rPr>
-        <w:t>&gt;</w:t>
-      </w:r>
-    </w:p>
-    <w:p>
-      <w:pPr>
-        <w:rPr>
-          <w:rFonts w:ascii="Times New Roman" w:eastAsia="Times New Roman" w:hAnsi="Times New Roman" w:cs="Times New Roman"/>
-        </w:rPr>
-      </w:pPr>
-      <w:r>
-        <w:rPr>
-          <w:rFonts w:ascii="Times New Roman" w:eastAsia="Times New Roman" w:hAnsi="Times New Roman" w:cs="Times New Roman"/>
-        </w:rPr>
-        <w:t>&lt;/</w:t>
-      </w:r>
-      <w:proofErr w:type="spellStart"/>
-      <w:r>
-        <w:rPr>
-          <w:rFonts w:ascii="Times New Roman" w:eastAsia="Times New Roman" w:hAnsi="Times New Roman" w:cs="Times New Roman"/>
-        </w:rPr>
-        <w:t>figure</w:t>
-      </w:r>
-      <w:proofErr w:type="spellEnd"/>
-      <w:r>
-        <w:rPr>
-          <w:rFonts w:ascii="Times New Roman" w:eastAsia="Times New Roman" w:hAnsi="Times New Roman" w:cs="Times New Roman"/>
-        </w:rPr>
-        <w:t>&gt;</w:t>
-      </w:r>
-    </w:p>
-    <w:p>
-      <w:pPr>
-        <w:rPr>
-          <w:rFonts w:ascii="Times New Roman" w:eastAsia="Times New Roman" w:hAnsi="Times New Roman" w:cs="Times New Roman"/>
-        </w:rPr>
-      </w:pPr>
-      <w:r>
-        <w:rPr>
-          <w:rFonts w:ascii="Times New Roman" w:eastAsia="Times New Roman" w:hAnsi="Times New Roman" w:cs="Times New Roman"/>
-        </w:rPr>
-        <w:t>&lt;/</w:t>
-      </w:r>
-      <w:proofErr w:type="spellStart"/>
-      <w:r>
-        <w:rPr>
-          <w:rFonts w:ascii="Times New Roman" w:eastAsia="Times New Roman" w:hAnsi="Times New Roman" w:cs="Times New Roman"/>
-        </w:rPr>
-        <w:t>article</w:t>
-      </w:r>
-      <w:proofErr w:type="spellEnd"/>
-      <w:r>
-        <w:rPr>
-          <w:rFonts w:ascii="Times New Roman" w:eastAsia="Times New Roman" w:hAnsi="Times New Roman" w:cs="Times New Roman"/>
-        </w:rPr>
-        <w:t>&gt;</w:t>
-      </w:r>
-    </w:p>
-    <w:p>
-      <w:pPr>
-        <w:rPr>
-          <w:rFonts w:ascii="Times New Roman" w:eastAsia="Times New Roman" w:hAnsi="Times New Roman" w:cs="Times New Roman"/>
-        </w:rPr>
-      </w:pPr>
-      <w:r>
-        <w:rPr>
-          <w:rFonts w:ascii="Times New Roman" w:eastAsia="Times New Roman" w:hAnsi="Times New Roman" w:cs="Times New Roman"/>
-        </w:rPr>
-        <w:t>&lt;/</w:t>
-      </w:r>
-      <w:proofErr w:type="spellStart"/>
-      <w:r>
-        <w:rPr>
-          <w:rFonts w:ascii="Times New Roman" w:eastAsia="Times New Roman" w:hAnsi="Times New Roman" w:cs="Times New Roman"/>
-        </w:rPr>
-        <w:t>section</w:t>
-      </w:r>
-      <w:proofErr w:type="spellEnd"/>
-      <w:r>
-        <w:rPr>
-          <w:rFonts w:ascii="Times New Roman" w:eastAsia="Times New Roman" w:hAnsi="Times New Roman" w:cs="Times New Roman"/>
-        </w:rPr>
-        <w:t>&gt;</w:t>
-      </w:r>
-    </w:p>
-    <w:p>
-      <w:pPr>
-        <w:rPr>
-          <w:rFonts w:ascii="Times New Roman" w:eastAsia="Times New Roman" w:hAnsi="Times New Roman" w:cs="Times New Roman"/>
-        </w:rPr>
-      </w:pPr>
-    </w:p>
-    <w:p>
-      <w:pPr>
-        <w:rPr>
-          <w:rFonts w:ascii="Times New Roman" w:eastAsia="Times New Roman" w:hAnsi="Times New Roman" w:cs="Times New Roman"/>
-          <w:lang w:val="en-US"/>
-        </w:rPr>
-      </w:pPr>
-      <w:r>
-        <w:rPr>
-          <w:rFonts w:ascii="Times New Roman" w:eastAsia="Times New Roman" w:hAnsi="Times New Roman" w:cs="Times New Roman"/>
-          <w:lang w:val="en-US"/>
-        </w:rPr>
-        <w:t>&lt;section id="booking"&gt;</w:t>
-      </w:r>
-    </w:p>
-    <w:p>
-      <w:pPr>
-        <w:rPr>
-          <w:rFonts w:ascii="Times New Roman" w:eastAsia="Times New Roman" w:hAnsi="Times New Roman" w:cs="Times New Roman"/>
-          <w:lang w:val="en-US"/>
-        </w:rPr>
-      </w:pPr>
-      <w:r>
-        <w:rPr>
-          <w:rFonts w:ascii="Times New Roman" w:eastAsia="Times New Roman" w:hAnsi="Times New Roman" w:cs="Times New Roman"/>
-          <w:lang w:val="en-US"/>
-        </w:rPr>
-        <w:t>&lt;h2&gt;</w:t>
-      </w:r>
-      <w:proofErr w:type="spellStart"/>
-      <w:r>
-        <w:rPr>
-          <w:rFonts w:ascii="Times New Roman" w:eastAsia="Times New Roman" w:hAnsi="Times New Roman" w:cs="Times New Roman"/>
-        </w:rPr>
-        <w:t>Ֆիլմի</w:t>
-      </w:r>
-      <w:proofErr w:type="spellEnd"/>
-      <w:r>
-        <w:rPr>
-          <w:rFonts w:ascii="Times New Roman" w:eastAsia="Times New Roman" w:hAnsi="Times New Roman" w:cs="Times New Roman"/>
-          <w:lang w:val="en-US"/>
-        </w:rPr>
-        <w:t xml:space="preserve"> </w:t>
-      </w:r>
-      <w:proofErr w:type="spellStart"/>
-      <w:r>
-        <w:rPr>
-          <w:rFonts w:ascii="Times New Roman" w:eastAsia="Times New Roman" w:hAnsi="Times New Roman" w:cs="Times New Roman"/>
-        </w:rPr>
-        <w:t>դիտման</w:t>
-      </w:r>
-      <w:proofErr w:type="spellEnd"/>
-      <w:r>
-        <w:rPr>
-          <w:rFonts w:ascii="Times New Roman" w:eastAsia="Times New Roman" w:hAnsi="Times New Roman" w:cs="Times New Roman"/>
-          <w:lang w:val="en-US"/>
-        </w:rPr>
-        <w:t xml:space="preserve"> </w:t>
-      </w:r>
-      <w:proofErr w:type="spellStart"/>
-      <w:r>
-        <w:rPr>
-          <w:rFonts w:ascii="Times New Roman" w:eastAsia="Times New Roman" w:hAnsi="Times New Roman" w:cs="Times New Roman"/>
-        </w:rPr>
-        <w:t>գրանցում</w:t>
-      </w:r>
-      <w:proofErr w:type="spellEnd"/>
-      <w:r>
-        <w:rPr>
-          <w:rFonts w:ascii="Times New Roman" w:eastAsia="Times New Roman" w:hAnsi="Times New Roman" w:cs="Times New Roman"/>
-          <w:lang w:val="en-US"/>
-        </w:rPr>
-        <w:t>&lt;/h2&gt;</w:t>
-      </w:r>
-    </w:p>
-    <w:p>
-      <w:pPr>
-        <w:rPr>
-          <w:rFonts w:ascii="Times New Roman" w:eastAsia="Times New Roman" w:hAnsi="Times New Roman" w:cs="Times New Roman"/>
-          <w:lang w:val="en-US"/>
-        </w:rPr>
-      </w:pPr>
-    </w:p>
-    <w:p>
-      <w:pPr>
-        <w:rPr>
-          <w:rFonts w:ascii="Times New Roman" w:eastAsia="Times New Roman" w:hAnsi="Times New Roman" w:cs="Times New Roman"/>
-          <w:lang w:val="en-US"/>
-        </w:rPr>
-      </w:pPr>
-      <w:r>
-        <w:rPr>
-          <w:rFonts w:ascii="Times New Roman" w:eastAsia="Times New Roman" w:hAnsi="Times New Roman" w:cs="Times New Roman"/>
-          <w:lang w:val="en-US"/>
-        </w:rPr>
-        <w:t>&lt;form action="https://httpbin.org/post" method="post"&gt;</w:t>
-      </w:r>
-    </w:p>
-    <w:p>
-      <w:pPr>
-        <w:rPr>
-          <w:rFonts w:ascii="Times New Roman" w:eastAsia="Times New Roman" w:hAnsi="Times New Roman" w:cs="Times New Roman"/>
-          <w:lang w:val="en-US"/>
-        </w:rPr>
-      </w:pPr>
-    </w:p>
-    <w:p>
-      <w:pPr>
-        <w:rPr>
-          <w:rFonts w:ascii="Times New Roman" w:eastAsia="Times New Roman" w:hAnsi="Times New Roman" w:cs="Times New Roman"/>
-          <w:lang w:val="en-US"/>
-        </w:rPr>
-      </w:pPr>
-      <w:r>
-        <w:rPr>
-          <w:rFonts w:ascii="Times New Roman" w:eastAsia="Times New Roman" w:hAnsi="Times New Roman" w:cs="Times New Roman"/>
-          <w:lang w:val="en-US"/>
-        </w:rPr>
-        <w:t>&lt;</w:t>
-      </w:r>
-      <w:proofErr w:type="spellStart"/>
-      <w:r>
-        <w:rPr>
-          <w:rFonts w:ascii="Times New Roman" w:eastAsia="Times New Roman" w:hAnsi="Times New Roman" w:cs="Times New Roman"/>
-          <w:lang w:val="en-US"/>
-        </w:rPr>
-        <w:t>fieldset</w:t>
-      </w:r>
-      <w:proofErr w:type="spellEnd"/>
-      <w:r>
-        <w:rPr>
-          <w:rFonts w:ascii="Times New Roman" w:eastAsia="Times New Roman" w:hAnsi="Times New Roman" w:cs="Times New Roman"/>
-          <w:lang w:val="en-US"/>
-        </w:rPr>
-        <w:t>&gt;</w:t>
-      </w:r>
-    </w:p>
-    <w:p>
-      <w:pPr>
-        <w:rPr>
-          <w:rFonts w:ascii="Times New Roman" w:eastAsia="Times New Roman" w:hAnsi="Times New Roman" w:cs="Times New Roman"/>
-          <w:lang w:val="en-US"/>
-        </w:rPr>
-      </w:pPr>
-      <w:r>
-        <w:rPr>
-          <w:rFonts w:ascii="Times New Roman" w:eastAsia="Times New Roman" w:hAnsi="Times New Roman" w:cs="Times New Roman"/>
-          <w:lang w:val="en-US"/>
-        </w:rPr>
-        <w:t>&lt;legend&gt;</w:t>
-      </w:r>
-      <w:proofErr w:type="spellStart"/>
-      <w:r>
-        <w:rPr>
-          <w:rFonts w:ascii="Times New Roman" w:eastAsia="Times New Roman" w:hAnsi="Times New Roman" w:cs="Times New Roman"/>
-        </w:rPr>
-        <w:t>Անձնական</w:t>
-      </w:r>
-      <w:proofErr w:type="spellEnd"/>
-      <w:r>
-        <w:rPr>
-          <w:rFonts w:ascii="Times New Roman" w:eastAsia="Times New Roman" w:hAnsi="Times New Roman" w:cs="Times New Roman"/>
-          <w:lang w:val="en-US"/>
-        </w:rPr>
-        <w:t xml:space="preserve"> </w:t>
-      </w:r>
-      <w:proofErr w:type="spellStart"/>
-      <w:r>
-        <w:rPr>
-          <w:rFonts w:ascii="Times New Roman" w:eastAsia="Times New Roman" w:hAnsi="Times New Roman" w:cs="Times New Roman"/>
-        </w:rPr>
-        <w:t>տվյալներ</w:t>
-      </w:r>
-      <w:proofErr w:type="spellEnd"/>
-      <w:r>
-        <w:rPr>
-          <w:rFonts w:ascii="Times New Roman" w:eastAsia="Times New Roman" w:hAnsi="Times New Roman" w:cs="Times New Roman"/>
-          <w:lang w:val="en-US"/>
-        </w:rPr>
-        <w:t>&lt;/legend&gt;</w:t>
-      </w:r>
-    </w:p>
-    <w:p>
-      <w:pPr>
-        <w:rPr>
-          <w:rFonts w:ascii="Times New Roman" w:eastAsia="Times New Roman" w:hAnsi="Times New Roman" w:cs="Times New Roman"/>
-          <w:lang w:val="en-US"/>
-        </w:rPr>
-      </w:pPr>
-    </w:p>
-    <w:p>
-      <w:pPr>
-        <w:rPr>
-          <w:rFonts w:ascii="Times New Roman" w:eastAsia="Times New Roman" w:hAnsi="Times New Roman" w:cs="Times New Roman"/>
-          <w:lang w:val="en-US"/>
-        </w:rPr>
-      </w:pPr>
-      <w:r>
-        <w:rPr>
-          <w:rFonts w:ascii="Times New Roman" w:eastAsia="Times New Roman" w:hAnsi="Times New Roman" w:cs="Times New Roman"/>
-          <w:lang w:val="en-US"/>
-        </w:rPr>
-        <w:t>&lt;label for="name"&gt;</w:t>
-      </w:r>
-      <w:proofErr w:type="spellStart"/>
-      <w:r>
-        <w:rPr>
-          <w:rFonts w:ascii="Times New Roman" w:eastAsia="Times New Roman" w:hAnsi="Times New Roman" w:cs="Times New Roman"/>
-        </w:rPr>
-        <w:t>Անուն</w:t>
-      </w:r>
-      <w:proofErr w:type="spellEnd"/>
-      <w:r>
-        <w:rPr>
-          <w:rFonts w:ascii="Times New Roman" w:eastAsia="Times New Roman" w:hAnsi="Times New Roman" w:cs="Times New Roman"/>
-          <w:lang w:val="en-US"/>
-        </w:rPr>
-        <w:t xml:space="preserve"> </w:t>
-      </w:r>
-      <w:proofErr w:type="spellStart"/>
-      <w:r>
-        <w:rPr>
-          <w:rFonts w:ascii="Times New Roman" w:eastAsia="Times New Roman" w:hAnsi="Times New Roman" w:cs="Times New Roman"/>
-        </w:rPr>
-        <w:t>Ազգանուն</w:t>
-      </w:r>
-      <w:proofErr w:type="spellEnd"/>
-      <w:r>
-        <w:rPr>
-          <w:rFonts w:ascii="Times New Roman" w:eastAsia="Times New Roman" w:hAnsi="Times New Roman" w:cs="Times New Roman"/>
-          <w:lang w:val="en-US"/>
-        </w:rPr>
-        <w:t xml:space="preserve"> *&lt;/label&gt;&lt;</w:t>
-      </w:r>
-      <w:proofErr w:type="spellStart"/>
-      <w:r>
-        <w:rPr>
-          <w:rFonts w:ascii="Times New Roman" w:eastAsia="Times New Roman" w:hAnsi="Times New Roman" w:cs="Times New Roman"/>
-          <w:lang w:val="en-US"/>
-        </w:rPr>
-        <w:t>br</w:t>
-      </w:r>
-      <w:proofErr w:type="spellEnd"/>
-      <w:r>
-        <w:rPr>
-          <w:rFonts w:ascii="Times New Roman" w:eastAsia="Times New Roman" w:hAnsi="Times New Roman" w:cs="Times New Roman"/>
-          <w:lang w:val="en-US"/>
-        </w:rPr>
-        <w:t>&gt;</w:t>
-      </w:r>
-    </w:p>
-    <w:p>
-      <w:pPr>
-        <w:rPr>
-          <w:rFonts w:ascii="Times New Roman" w:eastAsia="Times New Roman" w:hAnsi="Times New Roman" w:cs="Times New Roman"/>
-          <w:lang w:val="en-US"/>
-        </w:rPr>
-      </w:pPr>
-      <w:r>
-        <w:rPr>
-          <w:rFonts w:ascii="Times New Roman" w:eastAsia="Times New Roman" w:hAnsi="Times New Roman" w:cs="Times New Roman"/>
-          <w:lang w:val="en-US"/>
-        </w:rPr>
-        <w:t>&lt;input type="text" id="name" name="</w:t>
-      </w:r>
-      <w:proofErr w:type="spellStart"/>
-      <w:r>
-        <w:rPr>
-          <w:rFonts w:ascii="Times New Roman" w:eastAsia="Times New Roman" w:hAnsi="Times New Roman" w:cs="Times New Roman"/>
-          <w:lang w:val="en-US"/>
-        </w:rPr>
-        <w:t>fullname</w:t>
-      </w:r>
-      <w:proofErr w:type="spellEnd"/>
-      <w:r>
-        <w:rPr>
-          <w:rFonts w:ascii="Times New Roman" w:eastAsia="Times New Roman" w:hAnsi="Times New Roman" w:cs="Times New Roman"/>
-          <w:lang w:val="en-US"/>
-        </w:rPr>
-        <w:t xml:space="preserve">" required </w:t>
-      </w:r>
-      <w:proofErr w:type="spellStart"/>
-      <w:r>
-        <w:rPr>
-          <w:rFonts w:ascii="Times New Roman" w:eastAsia="Times New Roman" w:hAnsi="Times New Roman" w:cs="Times New Roman"/>
-          <w:lang w:val="en-US"/>
-        </w:rPr>
-        <w:t>minlength</w:t>
-      </w:r>
-      <w:proofErr w:type="spellEnd"/>
-      <w:r>
-        <w:rPr>
-          <w:rFonts w:ascii="Times New Roman" w:eastAsia="Times New Roman" w:hAnsi="Times New Roman" w:cs="Times New Roman"/>
-          <w:lang w:val="en-US"/>
-        </w:rPr>
-        <w:t xml:space="preserve">="2" </w:t>
-      </w:r>
-      <w:proofErr w:type="spellStart"/>
-      <w:r>
-        <w:rPr>
-          <w:rFonts w:ascii="Times New Roman" w:eastAsia="Times New Roman" w:hAnsi="Times New Roman" w:cs="Times New Roman"/>
-          <w:lang w:val="en-US"/>
-        </w:rPr>
-        <w:t>maxlength</w:t>
-      </w:r>
-      <w:proofErr w:type="spellEnd"/>
-      <w:r>
-        <w:rPr>
-          <w:rFonts w:ascii="Times New Roman" w:eastAsia="Times New Roman" w:hAnsi="Times New Roman" w:cs="Times New Roman"/>
-          <w:lang w:val="en-US"/>
-        </w:rPr>
-        <w:t>="50" placeholder="</w:t>
-      </w:r>
-      <w:proofErr w:type="spellStart"/>
-      <w:r>
-        <w:rPr>
-          <w:rFonts w:ascii="Times New Roman" w:eastAsia="Times New Roman" w:hAnsi="Times New Roman" w:cs="Times New Roman"/>
-        </w:rPr>
-        <w:t>Արմեն</w:t>
-      </w:r>
-      <w:proofErr w:type="spellEnd"/>
-      <w:r>
-        <w:rPr>
-          <w:rFonts w:ascii="Times New Roman" w:eastAsia="Times New Roman" w:hAnsi="Times New Roman" w:cs="Times New Roman"/>
-          <w:lang w:val="en-US"/>
-        </w:rPr>
-        <w:t xml:space="preserve"> </w:t>
-      </w:r>
-      <w:proofErr w:type="spellStart"/>
-      <w:r>
-        <w:rPr>
-          <w:rFonts w:ascii="Times New Roman" w:eastAsia="Times New Roman" w:hAnsi="Times New Roman" w:cs="Times New Roman"/>
-        </w:rPr>
-        <w:t>Գրիգորյան</w:t>
-      </w:r>
-      <w:proofErr w:type="spellEnd"/>
-      <w:r>
-        <w:rPr>
-          <w:rFonts w:ascii="Times New Roman" w:eastAsia="Times New Roman" w:hAnsi="Times New Roman" w:cs="Times New Roman"/>
-          <w:lang w:val="en-US"/>
-        </w:rPr>
-        <w:t>"&gt;&lt;</w:t>
-      </w:r>
-      <w:proofErr w:type="spellStart"/>
-      <w:r>
-        <w:rPr>
-          <w:rFonts w:ascii="Times New Roman" w:eastAsia="Times New Roman" w:hAnsi="Times New Roman" w:cs="Times New Roman"/>
-          <w:lang w:val="en-US"/>
-        </w:rPr>
-        <w:t>br</w:t>
-      </w:r>
-      <w:proofErr w:type="spellEnd"/>
-      <w:r>
-        <w:rPr>
-          <w:rFonts w:ascii="Times New Roman" w:eastAsia="Times New Roman" w:hAnsi="Times New Roman" w:cs="Times New Roman"/>
-          <w:lang w:val="en-US"/>
-        </w:rPr>
-        <w:t>&gt;&lt;</w:t>
-      </w:r>
-      <w:proofErr w:type="spellStart"/>
-      <w:r>
-        <w:rPr>
-          <w:rFonts w:ascii="Times New Roman" w:eastAsia="Times New Roman" w:hAnsi="Times New Roman" w:cs="Times New Roman"/>
-          <w:lang w:val="en-US"/>
-        </w:rPr>
-        <w:t>br</w:t>
-      </w:r>
-      <w:proofErr w:type="spellEnd"/>
-      <w:r>
-        <w:rPr>
-          <w:rFonts w:ascii="Times New Roman" w:eastAsia="Times New Roman" w:hAnsi="Times New Roman" w:cs="Times New Roman"/>
-          <w:lang w:val="en-US"/>
-        </w:rPr>
-        <w:t>&gt;</w:t>
-      </w:r>
-    </w:p>
-    <w:p>
-      <w:pPr>
-        <w:rPr>
-          <w:rFonts w:ascii="Times New Roman" w:eastAsia="Times New Roman" w:hAnsi="Times New Roman" w:cs="Times New Roman"/>
-          <w:lang w:val="en-US"/>
-        </w:rPr>
-      </w:pPr>
-    </w:p>
-    <w:p>
-      <w:pPr>
-        <w:rPr>
-          <w:rFonts w:ascii="Times New Roman" w:eastAsia="Times New Roman" w:hAnsi="Times New Roman" w:cs="Times New Roman"/>
-          <w:lang w:val="en-US"/>
-        </w:rPr>
-      </w:pPr>
-      <w:r>
-        <w:rPr>
-          <w:rFonts w:ascii="Times New Roman" w:eastAsia="Times New Roman" w:hAnsi="Times New Roman" w:cs="Times New Roman"/>
-          <w:lang w:val="en-US"/>
-        </w:rPr>
-        <w:t>&lt;label for="email"&gt;</w:t>
-      </w:r>
-      <w:proofErr w:type="spellStart"/>
-      <w:r>
-        <w:rPr>
-          <w:rFonts w:ascii="Times New Roman" w:eastAsia="Times New Roman" w:hAnsi="Times New Roman" w:cs="Times New Roman"/>
-        </w:rPr>
-        <w:t>Էլ</w:t>
-      </w:r>
-      <w:proofErr w:type="spellEnd"/>
-      <w:r>
-        <w:rPr>
-          <w:rFonts w:ascii="Times New Roman" w:eastAsia="Times New Roman" w:hAnsi="Times New Roman" w:cs="Times New Roman"/>
-          <w:lang w:val="en-US"/>
-        </w:rPr>
-        <w:t xml:space="preserve">. </w:t>
-      </w:r>
-      <w:proofErr w:type="spellStart"/>
-      <w:r>
-        <w:rPr>
-          <w:rFonts w:ascii="Times New Roman" w:eastAsia="Times New Roman" w:hAnsi="Times New Roman" w:cs="Times New Roman"/>
-        </w:rPr>
-        <w:t>հասցե</w:t>
-      </w:r>
-      <w:proofErr w:type="spellEnd"/>
-      <w:r>
-        <w:rPr>
-          <w:rFonts w:ascii="Times New Roman" w:eastAsia="Times New Roman" w:hAnsi="Times New Roman" w:cs="Times New Roman"/>
-          <w:lang w:val="en-US"/>
-        </w:rPr>
-        <w:t xml:space="preserve"> *&lt;/label&gt;&lt;</w:t>
-      </w:r>
-      <w:proofErr w:type="spellStart"/>
-      <w:r>
-        <w:rPr>
-          <w:rFonts w:ascii="Times New Roman" w:eastAsia="Times New Roman" w:hAnsi="Times New Roman" w:cs="Times New Roman"/>
-          <w:lang w:val="en-US"/>
-        </w:rPr>
-        <w:t>br</w:t>
-      </w:r>
-      <w:proofErr w:type="spellEnd"/>
-      <w:r>
-        <w:rPr>
-          <w:rFonts w:ascii="Times New Roman" w:eastAsia="Times New Roman" w:hAnsi="Times New Roman" w:cs="Times New Roman"/>
-          <w:lang w:val="en-US"/>
-        </w:rPr>
-        <w:t>&gt;</w:t>
-      </w:r>
-    </w:p>
-    <w:p>
-      <w:pPr>
-        <w:rPr>
-          <w:rFonts w:ascii="Times New Roman" w:eastAsia="Times New Roman" w:hAnsi="Times New Roman" w:cs="Times New Roman"/>
-          <w:lang w:val="en-US"/>
-        </w:rPr>
-      </w:pPr>
-      <w:r>
-        <w:rPr>
-          <w:rFonts w:ascii="Times New Roman" w:eastAsia="Times New Roman" w:hAnsi="Times New Roman" w:cs="Times New Roman"/>
-          <w:lang w:val="en-US"/>
-        </w:rPr>
-        <w:t>&lt;input type="email" id="email" name="email" required placeholder="example@mail.am"&gt;&lt;</w:t>
-      </w:r>
-      <w:proofErr w:type="spellStart"/>
-      <w:r>
-        <w:rPr>
-          <w:rFonts w:ascii="Times New Roman" w:eastAsia="Times New Roman" w:hAnsi="Times New Roman" w:cs="Times New Roman"/>
-          <w:lang w:val="en-US"/>
-        </w:rPr>
-        <w:t>br</w:t>
-      </w:r>
-      <w:proofErr w:type="spellEnd"/>
-      <w:r>
-        <w:rPr>
-          <w:rFonts w:ascii="Times New Roman" w:eastAsia="Times New Roman" w:hAnsi="Times New Roman" w:cs="Times New Roman"/>
-          <w:lang w:val="en-US"/>
-        </w:rPr>
-        <w:t>&gt;&lt;</w:t>
-      </w:r>
-      <w:proofErr w:type="spellStart"/>
-      <w:r>
-        <w:rPr>
-          <w:rFonts w:ascii="Times New Roman" w:eastAsia="Times New Roman" w:hAnsi="Times New Roman" w:cs="Times New Roman"/>
-          <w:lang w:val="en-US"/>
-        </w:rPr>
-        <w:t>br</w:t>
-      </w:r>
-      <w:proofErr w:type="spellEnd"/>
-      <w:r>
-        <w:rPr>
-          <w:rFonts w:ascii="Times New Roman" w:eastAsia="Times New Roman" w:hAnsi="Times New Roman" w:cs="Times New Roman"/>
-          <w:lang w:val="en-US"/>
-        </w:rPr>
-        <w:t>&gt;</w:t>
-      </w:r>
-    </w:p>
-    <w:p>
-      <w:pPr>
-        <w:rPr>
-          <w:rFonts w:ascii="Times New Roman" w:eastAsia="Times New Roman" w:hAnsi="Times New Roman" w:cs="Times New Roman"/>
-          <w:lang w:val="en-US"/>
-        </w:rPr>
-      </w:pPr>
-    </w:p>
-    <w:p>
-      <w:pPr>
-        <w:rPr>
-          <w:rFonts w:ascii="Times New Roman" w:eastAsia="Times New Roman" w:hAnsi="Times New Roman" w:cs="Times New Roman"/>
-          <w:lang w:val="en-US"/>
-        </w:rPr>
-      </w:pPr>
-      <w:r>
-        <w:rPr>
-          <w:rFonts w:ascii="Times New Roman" w:eastAsia="Times New Roman" w:hAnsi="Times New Roman" w:cs="Times New Roman"/>
-          <w:lang w:val="en-US"/>
-        </w:rPr>
-        <w:t>&lt;label for="phone"&gt;</w:t>
-      </w:r>
-      <w:proofErr w:type="spellStart"/>
-      <w:r>
-        <w:rPr>
-          <w:rFonts w:ascii="Times New Roman" w:eastAsia="Times New Roman" w:hAnsi="Times New Roman" w:cs="Times New Roman"/>
-        </w:rPr>
-        <w:t>Հեռախոս</w:t>
-      </w:r>
-      <w:proofErr w:type="spellEnd"/>
-      <w:r>
-        <w:rPr>
-          <w:rFonts w:ascii="Times New Roman" w:eastAsia="Times New Roman" w:hAnsi="Times New Roman" w:cs="Times New Roman"/>
-          <w:lang w:val="en-US"/>
-        </w:rPr>
-        <w:t xml:space="preserve"> (+374</w:t>
-      </w:r>
-      <w:proofErr w:type="gramStart"/>
-      <w:r>
-        <w:rPr>
-          <w:rFonts w:ascii="Times New Roman" w:eastAsia="Times New Roman" w:hAnsi="Times New Roman" w:cs="Times New Roman"/>
-          <w:lang w:val="en-US"/>
-        </w:rPr>
-        <w:t>XXXXXXXX)&lt;</w:t>
-      </w:r>
-      <w:proofErr w:type="gramEnd"/>
-      <w:r>
-        <w:rPr>
-          <w:rFonts w:ascii="Times New Roman" w:eastAsia="Times New Roman" w:hAnsi="Times New Roman" w:cs="Times New Roman"/>
-          <w:lang w:val="en-US"/>
-        </w:rPr>
-        <w:t>/label&gt;&lt;</w:t>
-      </w:r>
-      <w:proofErr w:type="spellStart"/>
-      <w:r>
-        <w:rPr>
-          <w:rFonts w:ascii="Times New Roman" w:eastAsia="Times New Roman" w:hAnsi="Times New Roman" w:cs="Times New Roman"/>
-          <w:lang w:val="en-US"/>
-        </w:rPr>
-        <w:t>br</w:t>
-      </w:r>
-      <w:proofErr w:type="spellEnd"/>
-      <w:r>
-        <w:rPr>
-          <w:rFonts w:ascii="Times New Roman" w:eastAsia="Times New Roman" w:hAnsi="Times New Roman" w:cs="Times New Roman"/>
-          <w:lang w:val="en-US"/>
-        </w:rPr>
-        <w:t>&gt;</w:t>
-      </w:r>
-    </w:p>
-    <w:p>
-      <w:pPr>
-        <w:rPr>
-          <w:rFonts w:ascii="Times New Roman" w:eastAsia="Times New Roman" w:hAnsi="Times New Roman" w:cs="Times New Roman"/>
-          <w:lang w:val="en-US"/>
-        </w:rPr>
-      </w:pPr>
-      <w:r>
-        <w:rPr>
-          <w:rFonts w:ascii="Times New Roman" w:eastAsia="Times New Roman" w:hAnsi="Times New Roman" w:cs="Times New Roman"/>
-          <w:lang w:val="en-US"/>
-        </w:rPr>
-        <w:t>&lt;input type="</w:t>
-      </w:r>
-      <w:proofErr w:type="spellStart"/>
-      <w:r>
-        <w:rPr>
-          <w:rFonts w:ascii="Times New Roman" w:eastAsia="Times New Roman" w:hAnsi="Times New Roman" w:cs="Times New Roman"/>
-          <w:lang w:val="en-US"/>
-        </w:rPr>
-        <w:t>tel</w:t>
-      </w:r>
-      <w:proofErr w:type="spellEnd"/>
-      <w:r>
-        <w:rPr>
-          <w:rFonts w:ascii="Times New Roman" w:eastAsia="Times New Roman" w:hAnsi="Times New Roman" w:cs="Times New Roman"/>
-          <w:lang w:val="en-US"/>
-        </w:rPr>
-        <w:t>" id="phone" name="phone" pattern="\+374\</w:t>
-      </w:r>
-      <w:proofErr w:type="gramStart"/>
-      <w:r>
-        <w:rPr>
-          <w:rFonts w:ascii="Times New Roman" w:eastAsia="Times New Roman" w:hAnsi="Times New Roman" w:cs="Times New Roman"/>
-          <w:lang w:val="en-US"/>
-        </w:rPr>
-        <w:t>d{</w:t>
-      </w:r>
-      <w:proofErr w:type="gramEnd"/>
-      <w:r>
-        <w:rPr>
-          <w:rFonts w:ascii="Times New Roman" w:eastAsia="Times New Roman" w:hAnsi="Times New Roman" w:cs="Times New Roman"/>
-          <w:lang w:val="en-US"/>
-        </w:rPr>
-        <w:t>8}" placeholder="+37499123456"&gt;&lt;</w:t>
-      </w:r>
-      <w:proofErr w:type="spellStart"/>
-      <w:r>
-        <w:rPr>
-          <w:rFonts w:ascii="Times New Roman" w:eastAsia="Times New Roman" w:hAnsi="Times New Roman" w:cs="Times New Roman"/>
-          <w:lang w:val="en-US"/>
-        </w:rPr>
-        <w:t>br</w:t>
-      </w:r>
-      <w:proofErr w:type="spellEnd"/>
-      <w:r>
-        <w:rPr>
-          <w:rFonts w:ascii="Times New Roman" w:eastAsia="Times New Roman" w:hAnsi="Times New Roman" w:cs="Times New Roman"/>
-          <w:lang w:val="en-US"/>
-        </w:rPr>
-        <w:t>&gt;&lt;</w:t>
-      </w:r>
-      <w:proofErr w:type="spellStart"/>
-      <w:r>
-        <w:rPr>
-          <w:rFonts w:ascii="Times New Roman" w:eastAsia="Times New Roman" w:hAnsi="Times New Roman" w:cs="Times New Roman"/>
-          <w:lang w:val="en-US"/>
-        </w:rPr>
-        <w:t>br</w:t>
-      </w:r>
-      <w:proofErr w:type="spellEnd"/>
-      <w:r>
-        <w:rPr>
-          <w:rFonts w:ascii="Times New Roman" w:eastAsia="Times New Roman" w:hAnsi="Times New Roman" w:cs="Times New Roman"/>
-          <w:lang w:val="en-US"/>
-        </w:rPr>
-        <w:t>&gt;</w:t>
-      </w:r>
-    </w:p>
-    <w:p>
-      <w:pPr>
-        <w:rPr>
-          <w:rFonts w:ascii="Times New Roman" w:eastAsia="Times New Roman" w:hAnsi="Times New Roman" w:cs="Times New Roman"/>
-          <w:lang w:val="en-US"/>
-        </w:rPr>
-      </w:pPr>
-      <w:r>
-        <w:rPr>
-          <w:rFonts w:ascii="Times New Roman" w:eastAsia="Times New Roman" w:hAnsi="Times New Roman" w:cs="Times New Roman"/>
-          <w:lang w:val="en-US"/>
-        </w:rPr>
-        <w:t>&lt;/</w:t>
-      </w:r>
-      <w:proofErr w:type="spellStart"/>
-      <w:r>
-        <w:rPr>
-          <w:rFonts w:ascii="Times New Roman" w:eastAsia="Times New Roman" w:hAnsi="Times New Roman" w:cs="Times New Roman"/>
-          <w:lang w:val="en-US"/>
-        </w:rPr>
-        <w:t>fieldset</w:t>
-      </w:r>
-      <w:proofErr w:type="spellEnd"/>
-      <w:r>
-        <w:rPr>
-          <w:rFonts w:ascii="Times New Roman" w:eastAsia="Times New Roman" w:hAnsi="Times New Roman" w:cs="Times New Roman"/>
-          <w:lang w:val="en-US"/>
-        </w:rPr>
-        <w:t>&gt;</w:t>
-      </w:r>
-    </w:p>
-    <w:p>
-      <w:pPr>
-        <w:rPr>
-          <w:rFonts w:ascii="Times New Roman" w:eastAsia="Times New Roman" w:hAnsi="Times New Roman" w:cs="Times New Roman"/>
-          <w:lang w:val="en-US"/>
-        </w:rPr>
-      </w:pPr>
-    </w:p>
-    <w:p>
-      <w:pPr>
-        <w:rPr>
-          <w:rFonts w:ascii="Times New Roman" w:eastAsia="Times New Roman" w:hAnsi="Times New Roman" w:cs="Times New Roman"/>
-          <w:lang w:val="en-US"/>
-        </w:rPr>
-      </w:pPr>
-      <w:r>
-        <w:rPr>
-          <w:rFonts w:ascii="Times New Roman" w:eastAsia="Times New Roman" w:hAnsi="Times New Roman" w:cs="Times New Roman"/>
-          <w:lang w:val="en-US"/>
-        </w:rPr>
-        <w:t>&lt;</w:t>
-      </w:r>
-      <w:proofErr w:type="spellStart"/>
-      <w:r>
-        <w:rPr>
-          <w:rFonts w:ascii="Times New Roman" w:eastAsia="Times New Roman" w:hAnsi="Times New Roman" w:cs="Times New Roman"/>
-          <w:lang w:val="en-US"/>
-        </w:rPr>
-        <w:t>fieldset</w:t>
-      </w:r>
-      <w:proofErr w:type="spellEnd"/>
-      <w:r>
-        <w:rPr>
-          <w:rFonts w:ascii="Times New Roman" w:eastAsia="Times New Roman" w:hAnsi="Times New Roman" w:cs="Times New Roman"/>
-          <w:lang w:val="en-US"/>
-        </w:rPr>
-        <w:t>&gt;</w:t>
-      </w:r>
-    </w:p>
-    <w:p>
-      <w:pPr>
-        <w:rPr>
-          <w:rFonts w:ascii="Times New Roman" w:eastAsia="Times New Roman" w:hAnsi="Times New Roman" w:cs="Times New Roman"/>
-          <w:lang w:val="en-US"/>
-        </w:rPr>
-      </w:pPr>
-      <w:r>
-        <w:rPr>
-          <w:rFonts w:ascii="Times New Roman" w:eastAsia="Times New Roman" w:hAnsi="Times New Roman" w:cs="Times New Roman"/>
-          <w:lang w:val="en-US"/>
-        </w:rPr>
-        <w:t>&lt;legend&gt;</w:t>
-      </w:r>
-      <w:proofErr w:type="spellStart"/>
-      <w:r>
-        <w:rPr>
-          <w:rFonts w:ascii="Times New Roman" w:eastAsia="Times New Roman" w:hAnsi="Times New Roman" w:cs="Times New Roman"/>
-        </w:rPr>
-        <w:t>Ամրագրման</w:t>
-      </w:r>
-      <w:proofErr w:type="spellEnd"/>
-      <w:r>
-        <w:rPr>
-          <w:rFonts w:ascii="Times New Roman" w:eastAsia="Times New Roman" w:hAnsi="Times New Roman" w:cs="Times New Roman"/>
-          <w:lang w:val="en-US"/>
-        </w:rPr>
-        <w:t xml:space="preserve"> </w:t>
-      </w:r>
-      <w:proofErr w:type="spellStart"/>
-      <w:r>
-        <w:rPr>
-          <w:rFonts w:ascii="Times New Roman" w:eastAsia="Times New Roman" w:hAnsi="Times New Roman" w:cs="Times New Roman"/>
-        </w:rPr>
-        <w:t>տվյալներ</w:t>
-      </w:r>
-      <w:proofErr w:type="spellEnd"/>
-      <w:r>
-        <w:rPr>
-          <w:rFonts w:ascii="Times New Roman" w:eastAsia="Times New Roman" w:hAnsi="Times New Roman" w:cs="Times New Roman"/>
-          <w:lang w:val="en-US"/>
-        </w:rPr>
-        <w:t>&lt;/legend&gt;</w:t>
-      </w:r>
-    </w:p>
-    <w:p>
-      <w:pPr>
-        <w:rPr>
-          <w:rFonts w:ascii="Times New Roman" w:eastAsia="Times New Roman" w:hAnsi="Times New Roman" w:cs="Times New Roman"/>
-          <w:lang w:val="en-US"/>
-        </w:rPr>
-      </w:pPr>
-    </w:p>
-    <w:p>
-      <w:pPr>
-        <w:rPr>
-          <w:rFonts w:ascii="Times New Roman" w:eastAsia="Times New Roman" w:hAnsi="Times New Roman" w:cs="Times New Roman"/>
-          <w:lang w:val="en-US"/>
-        </w:rPr>
-      </w:pPr>
-      <w:r>
-        <w:rPr>
-          <w:rFonts w:ascii="Times New Roman" w:eastAsia="Times New Roman" w:hAnsi="Times New Roman" w:cs="Times New Roman"/>
-          <w:lang w:val="en-US"/>
-        </w:rPr>
-        <w:t>&lt;label for="movie"&gt;</w:t>
-      </w:r>
-      <w:proofErr w:type="spellStart"/>
-      <w:r>
-        <w:rPr>
-          <w:rFonts w:ascii="Times New Roman" w:eastAsia="Times New Roman" w:hAnsi="Times New Roman" w:cs="Times New Roman"/>
-        </w:rPr>
-        <w:t>Ընտրեք</w:t>
-      </w:r>
-      <w:proofErr w:type="spellEnd"/>
-      <w:r>
-        <w:rPr>
-          <w:rFonts w:ascii="Times New Roman" w:eastAsia="Times New Roman" w:hAnsi="Times New Roman" w:cs="Times New Roman"/>
-          <w:lang w:val="en-US"/>
-        </w:rPr>
-        <w:t xml:space="preserve"> </w:t>
-      </w:r>
-      <w:proofErr w:type="spellStart"/>
-      <w:r>
-        <w:rPr>
-          <w:rFonts w:ascii="Times New Roman" w:eastAsia="Times New Roman" w:hAnsi="Times New Roman" w:cs="Times New Roman"/>
-        </w:rPr>
-        <w:t>ֆիլմը</w:t>
-      </w:r>
-      <w:proofErr w:type="spellEnd"/>
-      <w:r>
-        <w:rPr>
-          <w:rFonts w:ascii="Times New Roman" w:eastAsia="Times New Roman" w:hAnsi="Times New Roman" w:cs="Times New Roman"/>
-          <w:lang w:val="en-US"/>
-        </w:rPr>
-        <w:t xml:space="preserve"> *&lt;/label&gt;&lt;</w:t>
-      </w:r>
-      <w:proofErr w:type="spellStart"/>
-      <w:r>
-        <w:rPr>
-          <w:rFonts w:ascii="Times New Roman" w:eastAsia="Times New Roman" w:hAnsi="Times New Roman" w:cs="Times New Roman"/>
-          <w:lang w:val="en-US"/>
-        </w:rPr>
-        <w:t>br</w:t>
-      </w:r>
-      <w:proofErr w:type="spellEnd"/>
-      <w:r>
-        <w:rPr>
-          <w:rFonts w:ascii="Times New Roman" w:eastAsia="Times New Roman" w:hAnsi="Times New Roman" w:cs="Times New Roman"/>
-          <w:lang w:val="en-US"/>
-        </w:rPr>
-        <w:t>&gt;</w:t>
-      </w:r>
-    </w:p>
-    <w:p>
-      <w:pPr>
-        <w:rPr>
-          <w:rFonts w:ascii="Times New Roman" w:eastAsia="Times New Roman" w:hAnsi="Times New Roman" w:cs="Times New Roman"/>
-          <w:lang w:val="en-US"/>
-        </w:rPr>
-      </w:pPr>
-      <w:r>
-        <w:rPr>
-          <w:rFonts w:ascii="Times New Roman" w:eastAsia="Times New Roman" w:hAnsi="Times New Roman" w:cs="Times New Roman"/>
-          <w:lang w:val="en-US"/>
-        </w:rPr>
-        <w:t>&lt;select id="movie" name="movie" required&gt;</w:t>
-      </w:r>
-    </w:p>
-    <w:p>
-      <w:pPr>
-        <w:rPr>
-          <w:rFonts w:ascii="Times New Roman" w:eastAsia="Times New Roman" w:hAnsi="Times New Roman" w:cs="Times New Roman"/>
-          <w:lang w:val="en-US"/>
-        </w:rPr>
-      </w:pPr>
-      <w:r>
-        <w:rPr>
-          <w:rFonts w:ascii="Times New Roman" w:eastAsia="Times New Roman" w:hAnsi="Times New Roman" w:cs="Times New Roman"/>
-          <w:lang w:val="en-US"/>
-        </w:rPr>
-        <w:t xml:space="preserve">&lt;option value=""&gt;-- </w:t>
-      </w:r>
-      <w:proofErr w:type="spellStart"/>
-      <w:r>
-        <w:rPr>
-          <w:rFonts w:ascii="Times New Roman" w:eastAsia="Times New Roman" w:hAnsi="Times New Roman" w:cs="Times New Roman"/>
-        </w:rPr>
-        <w:t>Ընտրել</w:t>
-      </w:r>
-      <w:proofErr w:type="spellEnd"/>
-      <w:r>
-        <w:rPr>
-          <w:rFonts w:ascii="Times New Roman" w:eastAsia="Times New Roman" w:hAnsi="Times New Roman" w:cs="Times New Roman"/>
-          <w:lang w:val="en-US"/>
-        </w:rPr>
-        <w:t xml:space="preserve"> </w:t>
-      </w:r>
-      <w:proofErr w:type="spellStart"/>
-      <w:r>
-        <w:rPr>
-          <w:rFonts w:ascii="Times New Roman" w:eastAsia="Times New Roman" w:hAnsi="Times New Roman" w:cs="Times New Roman"/>
-        </w:rPr>
-        <w:t>ֆիլմը</w:t>
-      </w:r>
-      <w:proofErr w:type="spellEnd"/>
-      <w:r>
-        <w:rPr>
-          <w:rFonts w:ascii="Times New Roman" w:eastAsia="Times New Roman" w:hAnsi="Times New Roman" w:cs="Times New Roman"/>
-          <w:lang w:val="en-US"/>
-        </w:rPr>
-        <w:t xml:space="preserve"> --&lt;/option&gt;</w:t>
-      </w:r>
-    </w:p>
-    <w:p>
-      <w:pPr>
-        <w:rPr>
-          <w:rFonts w:ascii="Times New Roman" w:eastAsia="Times New Roman" w:hAnsi="Times New Roman" w:cs="Times New Roman"/>
-          <w:lang w:val="en-US"/>
-        </w:rPr>
-      </w:pPr>
-      <w:r>
-        <w:rPr>
-          <w:rFonts w:ascii="Times New Roman" w:eastAsia="Times New Roman" w:hAnsi="Times New Roman" w:cs="Times New Roman"/>
-          <w:lang w:val="en-US"/>
-        </w:rPr>
-        <w:t>&lt;option value="interstellar"&gt;</w:t>
-      </w:r>
-      <w:proofErr w:type="spellStart"/>
-      <w:r>
-        <w:rPr>
-          <w:rFonts w:ascii="Times New Roman" w:eastAsia="Times New Roman" w:hAnsi="Times New Roman" w:cs="Times New Roman"/>
-        </w:rPr>
-        <w:t>Ինտերստելլար</w:t>
-      </w:r>
-      <w:proofErr w:type="spellEnd"/>
-      <w:r>
-        <w:rPr>
-          <w:rFonts w:ascii="Times New Roman" w:eastAsia="Times New Roman" w:hAnsi="Times New Roman" w:cs="Times New Roman"/>
-          <w:lang w:val="en-US"/>
-        </w:rPr>
-        <w:t>&lt;/option&gt;</w:t>
-      </w:r>
-    </w:p>
-    <w:p>
-      <w:pPr>
-        <w:rPr>
-          <w:rFonts w:ascii="Times New Roman" w:eastAsia="Times New Roman" w:hAnsi="Times New Roman" w:cs="Times New Roman"/>
-          <w:lang w:val="en-US"/>
-        </w:rPr>
-      </w:pPr>
-      <w:r>
-        <w:rPr>
-          <w:rFonts w:ascii="Times New Roman" w:eastAsia="Times New Roman" w:hAnsi="Times New Roman" w:cs="Times New Roman"/>
-          <w:lang w:val="en-US"/>
-        </w:rPr>
-        <w:t>&lt;option value="inception"&gt;</w:t>
-      </w:r>
-      <w:proofErr w:type="spellStart"/>
-      <w:r>
-        <w:rPr>
-          <w:rFonts w:ascii="Times New Roman" w:eastAsia="Times New Roman" w:hAnsi="Times New Roman" w:cs="Times New Roman"/>
-        </w:rPr>
-        <w:t>Սկիզբ</w:t>
-      </w:r>
-      <w:proofErr w:type="spellEnd"/>
-      <w:r>
-        <w:rPr>
-          <w:rFonts w:ascii="Times New Roman" w:eastAsia="Times New Roman" w:hAnsi="Times New Roman" w:cs="Times New Roman"/>
-          <w:lang w:val="en-US"/>
-        </w:rPr>
-        <w:t>&lt;/option&gt;</w:t>
-      </w:r>
-    </w:p>
-    <w:p>
-      <w:pPr>
-        <w:rPr>
-          <w:rFonts w:ascii="Times New Roman" w:eastAsia="Times New Roman" w:hAnsi="Times New Roman" w:cs="Times New Roman"/>
-          <w:lang w:val="en-US"/>
-        </w:rPr>
-      </w:pPr>
-      <w:r>
-        <w:rPr>
-          <w:rFonts w:ascii="Times New Roman" w:eastAsia="Times New Roman" w:hAnsi="Times New Roman" w:cs="Times New Roman"/>
-          <w:lang w:val="en-US"/>
-        </w:rPr>
-        <w:t>&lt;option value="</w:t>
-      </w:r>
-      <w:proofErr w:type="spellStart"/>
-      <w:r>
-        <w:rPr>
-          <w:rFonts w:ascii="Times New Roman" w:eastAsia="Times New Roman" w:hAnsi="Times New Roman" w:cs="Times New Roman"/>
-          <w:lang w:val="en-US"/>
-        </w:rPr>
-        <w:t>greenmile</w:t>
-      </w:r>
-      <w:proofErr w:type="spellEnd"/>
-      <w:r>
-        <w:rPr>
-          <w:rFonts w:ascii="Times New Roman" w:eastAsia="Times New Roman" w:hAnsi="Times New Roman" w:cs="Times New Roman"/>
-          <w:lang w:val="en-US"/>
-        </w:rPr>
-        <w:t>"&gt;</w:t>
-      </w:r>
-      <w:proofErr w:type="spellStart"/>
-      <w:r>
-        <w:rPr>
-          <w:rFonts w:ascii="Times New Roman" w:eastAsia="Times New Roman" w:hAnsi="Times New Roman" w:cs="Times New Roman"/>
-        </w:rPr>
-        <w:t>Կանաչ</w:t>
-      </w:r>
-      <w:proofErr w:type="spellEnd"/>
-      <w:r>
-        <w:rPr>
-          <w:rFonts w:ascii="Times New Roman" w:eastAsia="Times New Roman" w:hAnsi="Times New Roman" w:cs="Times New Roman"/>
-          <w:lang w:val="en-US"/>
-        </w:rPr>
-        <w:t xml:space="preserve"> </w:t>
-      </w:r>
-      <w:proofErr w:type="spellStart"/>
-      <w:r>
-        <w:rPr>
-          <w:rFonts w:ascii="Times New Roman" w:eastAsia="Times New Roman" w:hAnsi="Times New Roman" w:cs="Times New Roman"/>
-        </w:rPr>
-        <w:t>մղոն</w:t>
-      </w:r>
-      <w:proofErr w:type="spellEnd"/>
-      <w:r>
-        <w:rPr>
-          <w:rFonts w:ascii="Times New Roman" w:eastAsia="Times New Roman" w:hAnsi="Times New Roman" w:cs="Times New Roman"/>
-          <w:lang w:val="en-US"/>
-        </w:rPr>
-        <w:t>&lt;/option&gt;</w:t>
-      </w:r>
-    </w:p>
-    <w:p>
-      <w:pPr>
-        <w:rPr>
-          <w:rFonts w:ascii="Times New Roman" w:eastAsia="Times New Roman" w:hAnsi="Times New Roman" w:cs="Times New Roman"/>
-          <w:lang w:val="en-US"/>
-        </w:rPr>
-      </w:pPr>
-      <w:r>
-        <w:rPr>
-          <w:rFonts w:ascii="Times New Roman" w:eastAsia="Times New Roman" w:hAnsi="Times New Roman" w:cs="Times New Roman"/>
-          <w:lang w:val="en-US"/>
-        </w:rPr>
-        <w:t>&lt;/select&gt;&lt;</w:t>
-      </w:r>
-      <w:proofErr w:type="spellStart"/>
-      <w:r>
-        <w:rPr>
-          <w:rFonts w:ascii="Times New Roman" w:eastAsia="Times New Roman" w:hAnsi="Times New Roman" w:cs="Times New Roman"/>
-          <w:lang w:val="en-US"/>
-        </w:rPr>
-        <w:t>br</w:t>
-      </w:r>
-      <w:proofErr w:type="spellEnd"/>
-      <w:r>
-        <w:rPr>
-          <w:rFonts w:ascii="Times New Roman" w:eastAsia="Times New Roman" w:hAnsi="Times New Roman" w:cs="Times New Roman"/>
-          <w:lang w:val="en-US"/>
-        </w:rPr>
-        <w:t>&gt;&lt;</w:t>
-      </w:r>
-      <w:proofErr w:type="spellStart"/>
-      <w:r>
-        <w:rPr>
-          <w:rFonts w:ascii="Times New Roman" w:eastAsia="Times New Roman" w:hAnsi="Times New Roman" w:cs="Times New Roman"/>
-          <w:lang w:val="en-US"/>
-        </w:rPr>
-        <w:t>br</w:t>
-      </w:r>
-      <w:proofErr w:type="spellEnd"/>
-      <w:r>
-        <w:rPr>
-          <w:rFonts w:ascii="Times New Roman" w:eastAsia="Times New Roman" w:hAnsi="Times New Roman" w:cs="Times New Roman"/>
-          <w:lang w:val="en-US"/>
-        </w:rPr>
-        <w:t>&gt;</w:t>
-      </w:r>
-    </w:p>
-    <w:p>
-      <w:pPr>
-        <w:rPr>
-          <w:rFonts w:ascii="Times New Roman" w:eastAsia="Times New Roman" w:hAnsi="Times New Roman" w:cs="Times New Roman"/>
-          <w:lang w:val="en-US"/>
-        </w:rPr>
-      </w:pPr>
-    </w:p>
-    <w:p>
-      <w:pPr>
-        <w:rPr>
-          <w:rFonts w:ascii="Times New Roman" w:eastAsia="Times New Roman" w:hAnsi="Times New Roman" w:cs="Times New Roman"/>
-          <w:lang w:val="en-US"/>
-        </w:rPr>
-      </w:pPr>
-      <w:r>
-        <w:rPr>
-          <w:rFonts w:ascii="Times New Roman" w:eastAsia="Times New Roman" w:hAnsi="Times New Roman" w:cs="Times New Roman"/>
-          <w:lang w:val="en-US"/>
-        </w:rPr>
-        <w:t>&lt;label for="date"&gt;</w:t>
-      </w:r>
-      <w:proofErr w:type="spellStart"/>
-      <w:r>
-        <w:rPr>
-          <w:rFonts w:ascii="Times New Roman" w:eastAsia="Times New Roman" w:hAnsi="Times New Roman" w:cs="Times New Roman"/>
-        </w:rPr>
-        <w:t>Ցուցադրման</w:t>
-      </w:r>
-      <w:proofErr w:type="spellEnd"/>
-      <w:r>
-        <w:rPr>
-          <w:rFonts w:ascii="Times New Roman" w:eastAsia="Times New Roman" w:hAnsi="Times New Roman" w:cs="Times New Roman"/>
-          <w:lang w:val="en-US"/>
-        </w:rPr>
-        <w:t xml:space="preserve"> </w:t>
-      </w:r>
-      <w:proofErr w:type="spellStart"/>
-      <w:r>
-        <w:rPr>
-          <w:rFonts w:ascii="Times New Roman" w:eastAsia="Times New Roman" w:hAnsi="Times New Roman" w:cs="Times New Roman"/>
-        </w:rPr>
-        <w:t>օրը</w:t>
-      </w:r>
-      <w:proofErr w:type="spellEnd"/>
-      <w:r>
-        <w:rPr>
-          <w:rFonts w:ascii="Times New Roman" w:eastAsia="Times New Roman" w:hAnsi="Times New Roman" w:cs="Times New Roman"/>
-          <w:lang w:val="en-US"/>
-        </w:rPr>
-        <w:t xml:space="preserve"> *&lt;/label&gt;&lt;</w:t>
-      </w:r>
-      <w:proofErr w:type="spellStart"/>
-      <w:r>
-        <w:rPr>
-          <w:rFonts w:ascii="Times New Roman" w:eastAsia="Times New Roman" w:hAnsi="Times New Roman" w:cs="Times New Roman"/>
-          <w:lang w:val="en-US"/>
-        </w:rPr>
-        <w:t>br</w:t>
-      </w:r>
-      <w:proofErr w:type="spellEnd"/>
-      <w:r>
-        <w:rPr>
-          <w:rFonts w:ascii="Times New Roman" w:eastAsia="Times New Roman" w:hAnsi="Times New Roman" w:cs="Times New Roman"/>
-          <w:lang w:val="en-US"/>
-        </w:rPr>
-        <w:t>&gt;</w:t>
-      </w:r>
-    </w:p>
-    <w:p>
-      <w:pPr>
-        <w:rPr>
-          <w:rFonts w:ascii="Times New Roman" w:eastAsia="Times New Roman" w:hAnsi="Times New Roman" w:cs="Times New Roman"/>
-          <w:lang w:val="en-US"/>
-        </w:rPr>
-      </w:pPr>
-      <w:r>
-        <w:rPr>
-          <w:rFonts w:ascii="Times New Roman" w:eastAsia="Times New Roman" w:hAnsi="Times New Roman" w:cs="Times New Roman"/>
-          <w:lang w:val="en-US"/>
-        </w:rPr>
-        <w:t>&lt;input type="date" id="date" name="date" required min="2026-10-01" max="2026-12-31"&gt;&lt;</w:t>
-      </w:r>
-      <w:proofErr w:type="spellStart"/>
-      <w:r>
-        <w:rPr>
-          <w:rFonts w:ascii="Times New Roman" w:eastAsia="Times New Roman" w:hAnsi="Times New Roman" w:cs="Times New Roman"/>
-          <w:lang w:val="en-US"/>
-        </w:rPr>
-        <w:t>br</w:t>
-      </w:r>
-      <w:proofErr w:type="spellEnd"/>
-      <w:r>
-        <w:rPr>
-          <w:rFonts w:ascii="Times New Roman" w:eastAsia="Times New Roman" w:hAnsi="Times New Roman" w:cs="Times New Roman"/>
-          <w:lang w:val="en-US"/>
-        </w:rPr>
-        <w:t>&gt;&lt;</w:t>
-      </w:r>
-      <w:proofErr w:type="spellStart"/>
-      <w:r>
-        <w:rPr>
-          <w:rFonts w:ascii="Times New Roman" w:eastAsia="Times New Roman" w:hAnsi="Times New Roman" w:cs="Times New Roman"/>
-          <w:lang w:val="en-US"/>
-        </w:rPr>
-        <w:t>br</w:t>
-      </w:r>
-      <w:proofErr w:type="spellEnd"/>
-      <w:r>
-        <w:rPr>
-          <w:rFonts w:ascii="Times New Roman" w:eastAsia="Times New Roman" w:hAnsi="Times New Roman" w:cs="Times New Roman"/>
-          <w:lang w:val="en-US"/>
-        </w:rPr>
-        <w:t>&gt;</w:t>
-      </w:r>
-    </w:p>
-    <w:p>
-      <w:pPr>
-        <w:rPr>
-          <w:rFonts w:ascii="Times New Roman" w:eastAsia="Times New Roman" w:hAnsi="Times New Roman" w:cs="Times New Roman"/>
-          <w:lang w:val="en-US"/>
-        </w:rPr>
-      </w:pPr>
-    </w:p>
-    <w:p>
-      <w:pPr>
-        <w:rPr>
-          <w:rFonts w:ascii="Times New Roman" w:eastAsia="Times New Roman" w:hAnsi="Times New Roman" w:cs="Times New Roman"/>
-          <w:lang w:val="en-US"/>
-        </w:rPr>
-      </w:pPr>
-      <w:r>
-        <w:rPr>
-          <w:rFonts w:ascii="Times New Roman" w:eastAsia="Times New Roman" w:hAnsi="Times New Roman" w:cs="Times New Roman"/>
-          <w:lang w:val="en-US"/>
-        </w:rPr>
-        <w:t>&lt;label for="tickets"&gt;</w:t>
-      </w:r>
-      <w:proofErr w:type="spellStart"/>
-      <w:r>
-        <w:rPr>
-          <w:rFonts w:ascii="Times New Roman" w:eastAsia="Times New Roman" w:hAnsi="Times New Roman" w:cs="Times New Roman"/>
-        </w:rPr>
-        <w:t>Տոմսերի</w:t>
-      </w:r>
-      <w:proofErr w:type="spellEnd"/>
-      <w:r>
-        <w:rPr>
-          <w:rFonts w:ascii="Times New Roman" w:eastAsia="Times New Roman" w:hAnsi="Times New Roman" w:cs="Times New Roman"/>
-          <w:lang w:val="en-US"/>
-        </w:rPr>
-        <w:t xml:space="preserve"> </w:t>
-      </w:r>
-      <w:proofErr w:type="spellStart"/>
-      <w:r>
-        <w:rPr>
-          <w:rFonts w:ascii="Times New Roman" w:eastAsia="Times New Roman" w:hAnsi="Times New Roman" w:cs="Times New Roman"/>
-        </w:rPr>
-        <w:t>քանակ</w:t>
-      </w:r>
-      <w:proofErr w:type="spellEnd"/>
-      <w:r>
-        <w:rPr>
-          <w:rFonts w:ascii="Times New Roman" w:eastAsia="Times New Roman" w:hAnsi="Times New Roman" w:cs="Times New Roman"/>
-          <w:lang w:val="en-US"/>
-        </w:rPr>
-        <w:t xml:space="preserve"> (1-</w:t>
-      </w:r>
-      <w:proofErr w:type="gramStart"/>
-      <w:r>
-        <w:rPr>
-          <w:rFonts w:ascii="Times New Roman" w:eastAsia="Times New Roman" w:hAnsi="Times New Roman" w:cs="Times New Roman"/>
-          <w:lang w:val="en-US"/>
-        </w:rPr>
-        <w:t>10)&lt;</w:t>
-      </w:r>
-      <w:proofErr w:type="gramEnd"/>
-      <w:r>
-        <w:rPr>
-          <w:rFonts w:ascii="Times New Roman" w:eastAsia="Times New Roman" w:hAnsi="Times New Roman" w:cs="Times New Roman"/>
-          <w:lang w:val="en-US"/>
-        </w:rPr>
-        <w:t>/label&gt;&lt;</w:t>
-      </w:r>
-      <w:proofErr w:type="spellStart"/>
-      <w:r>
-        <w:rPr>
-          <w:rFonts w:ascii="Times New Roman" w:eastAsia="Times New Roman" w:hAnsi="Times New Roman" w:cs="Times New Roman"/>
-          <w:lang w:val="en-US"/>
-        </w:rPr>
-        <w:t>br</w:t>
-      </w:r>
-      <w:proofErr w:type="spellEnd"/>
-      <w:r>
-        <w:rPr>
-          <w:rFonts w:ascii="Times New Roman" w:eastAsia="Times New Roman" w:hAnsi="Times New Roman" w:cs="Times New Roman"/>
-          <w:lang w:val="en-US"/>
-        </w:rPr>
-        <w:t>&gt;</w:t>
-      </w:r>
-    </w:p>
-    <w:p>
-      <w:pPr>
-        <w:rPr>
-          <w:rFonts w:ascii="Times New Roman" w:eastAsia="Times New Roman" w:hAnsi="Times New Roman" w:cs="Times New Roman"/>
-          <w:lang w:val="en-US"/>
-        </w:rPr>
-      </w:pPr>
-      <w:r>
-        <w:rPr>
-          <w:rFonts w:ascii="Times New Roman" w:eastAsia="Times New Roman" w:hAnsi="Times New Roman" w:cs="Times New Roman"/>
-          <w:lang w:val="en-US"/>
-        </w:rPr>
-        <w:t>&lt;input type="number" id="tickets" name="tickets" min="1" max="10" value="1"&gt;&lt;</w:t>
-      </w:r>
-      <w:proofErr w:type="spellStart"/>
-      <w:r>
-        <w:rPr>
-          <w:rFonts w:ascii="Times New Roman" w:eastAsia="Times New Roman" w:hAnsi="Times New Roman" w:cs="Times New Roman"/>
-          <w:lang w:val="en-US"/>
-        </w:rPr>
-        <w:t>br</w:t>
-      </w:r>
-      <w:proofErr w:type="spellEnd"/>
-      <w:r>
-        <w:rPr>
-          <w:rFonts w:ascii="Times New Roman" w:eastAsia="Times New Roman" w:hAnsi="Times New Roman" w:cs="Times New Roman"/>
-          <w:lang w:val="en-US"/>
-        </w:rPr>
-        <w:t>&gt;&lt;</w:t>
-      </w:r>
-      <w:proofErr w:type="spellStart"/>
-      <w:r>
-        <w:rPr>
-          <w:rFonts w:ascii="Times New Roman" w:eastAsia="Times New Roman" w:hAnsi="Times New Roman" w:cs="Times New Roman"/>
-          <w:lang w:val="en-US"/>
-        </w:rPr>
-        <w:t>br</w:t>
-      </w:r>
-      <w:proofErr w:type="spellEnd"/>
-      <w:r>
-        <w:rPr>
-          <w:rFonts w:ascii="Times New Roman" w:eastAsia="Times New Roman" w:hAnsi="Times New Roman" w:cs="Times New Roman"/>
-          <w:lang w:val="en-US"/>
-        </w:rPr>
-        <w:t>&gt;</w:t>
-      </w:r>
-    </w:p>
-    <w:p>
-      <w:pPr>
-        <w:rPr>
-          <w:rFonts w:ascii="Times New Roman" w:eastAsia="Times New Roman" w:hAnsi="Times New Roman" w:cs="Times New Roman"/>
-          <w:lang w:val="en-US"/>
-        </w:rPr>
-      </w:pPr>
-    </w:p>
-    <w:p>
-      <w:pPr>
-        <w:rPr>
-          <w:rFonts w:ascii="Times New Roman" w:eastAsia="Times New Roman" w:hAnsi="Times New Roman" w:cs="Times New Roman"/>
-          <w:lang w:val="en-US"/>
-        </w:rPr>
-      </w:pPr>
-      <w:r>
-        <w:rPr>
-          <w:rFonts w:ascii="Times New Roman" w:eastAsia="Times New Roman" w:hAnsi="Times New Roman" w:cs="Times New Roman"/>
-          <w:lang w:val="en-US"/>
-        </w:rPr>
-        <w:t>&lt;label&gt;</w:t>
-      </w:r>
-      <w:proofErr w:type="spellStart"/>
-      <w:r>
-        <w:rPr>
-          <w:rFonts w:ascii="Times New Roman" w:eastAsia="Times New Roman" w:hAnsi="Times New Roman" w:cs="Times New Roman"/>
-        </w:rPr>
-        <w:t>Տեղի</w:t>
-      </w:r>
-      <w:proofErr w:type="spellEnd"/>
-      <w:r>
-        <w:rPr>
-          <w:rFonts w:ascii="Times New Roman" w:eastAsia="Times New Roman" w:hAnsi="Times New Roman" w:cs="Times New Roman"/>
-          <w:lang w:val="en-US"/>
-        </w:rPr>
-        <w:t xml:space="preserve"> </w:t>
-      </w:r>
-      <w:proofErr w:type="spellStart"/>
-      <w:r>
-        <w:rPr>
-          <w:rFonts w:ascii="Times New Roman" w:eastAsia="Times New Roman" w:hAnsi="Times New Roman" w:cs="Times New Roman"/>
-        </w:rPr>
-        <w:t>տեսակը</w:t>
-      </w:r>
-      <w:proofErr w:type="spellEnd"/>
-      <w:r>
-        <w:rPr>
-          <w:rFonts w:ascii="Times New Roman" w:eastAsia="Times New Roman" w:hAnsi="Times New Roman" w:cs="Times New Roman"/>
-          <w:lang w:val="en-US"/>
-        </w:rPr>
-        <w:t>:&lt;/label&gt;&lt;</w:t>
-      </w:r>
-      <w:proofErr w:type="spellStart"/>
-      <w:r>
-        <w:rPr>
-          <w:rFonts w:ascii="Times New Roman" w:eastAsia="Times New Roman" w:hAnsi="Times New Roman" w:cs="Times New Roman"/>
-          <w:lang w:val="en-US"/>
-        </w:rPr>
-        <w:t>br</w:t>
-      </w:r>
-      <w:proofErr w:type="spellEnd"/>
-      <w:r>
-        <w:rPr>
-          <w:rFonts w:ascii="Times New Roman" w:eastAsia="Times New Roman" w:hAnsi="Times New Roman" w:cs="Times New Roman"/>
-          <w:lang w:val="en-US"/>
-        </w:rPr>
-        <w:t>&gt;</w:t>
-      </w:r>
-    </w:p>
-    <w:p>
-      <w:pPr>
-        <w:rPr>
-          <w:rFonts w:ascii="Times New Roman" w:eastAsia="Times New Roman" w:hAnsi="Times New Roman" w:cs="Times New Roman"/>
-          <w:lang w:val="en-US"/>
-        </w:rPr>
-      </w:pPr>
-      <w:r>
-        <w:rPr>
-          <w:rFonts w:ascii="Times New Roman" w:eastAsia="Times New Roman" w:hAnsi="Times New Roman" w:cs="Times New Roman"/>
-          <w:lang w:val="en-US"/>
-        </w:rPr>
-        <w:t>&lt;input type="radio" id="std" name="zone" value="standard" checked&gt;</w:t>
-      </w:r>
-    </w:p>
-    <w:p>
-      <w:pPr>
-        <w:rPr>
-          <w:rFonts w:ascii="Times New Roman" w:eastAsia="Times New Roman" w:hAnsi="Times New Roman" w:cs="Times New Roman"/>
-          <w:lang w:val="en-US"/>
-        </w:rPr>
-      </w:pPr>
-      <w:r>
-        <w:rPr>
-          <w:rFonts w:ascii="Times New Roman" w:eastAsia="Times New Roman" w:hAnsi="Times New Roman" w:cs="Times New Roman"/>
-          <w:lang w:val="en-US"/>
-        </w:rPr>
-        <w:t>&lt;label for="std"&gt;</w:t>
-      </w:r>
-      <w:proofErr w:type="spellStart"/>
-      <w:r>
-        <w:rPr>
-          <w:rFonts w:ascii="Times New Roman" w:eastAsia="Times New Roman" w:hAnsi="Times New Roman" w:cs="Times New Roman"/>
-        </w:rPr>
-        <w:t>Ստանդարտ</w:t>
-      </w:r>
-      <w:proofErr w:type="spellEnd"/>
-      <w:r>
-        <w:rPr>
-          <w:rFonts w:ascii="Times New Roman" w:eastAsia="Times New Roman" w:hAnsi="Times New Roman" w:cs="Times New Roman"/>
-          <w:lang w:val="en-US"/>
-        </w:rPr>
-        <w:t>&lt;/label&gt;</w:t>
-      </w:r>
-    </w:p>
-    <w:p>
-      <w:pPr>
-        <w:rPr>
-          <w:rFonts w:ascii="Times New Roman" w:eastAsia="Times New Roman" w:hAnsi="Times New Roman" w:cs="Times New Roman"/>
-          <w:lang w:val="en-US"/>
-        </w:rPr>
-      </w:pPr>
-      <w:r>
-        <w:rPr>
-          <w:rFonts w:ascii="Times New Roman" w:eastAsia="Times New Roman" w:hAnsi="Times New Roman" w:cs="Times New Roman"/>
-          <w:lang w:val="en-US"/>
-        </w:rPr>
-        <w:t>&lt;input type="radio" id="</w:t>
-      </w:r>
-      <w:proofErr w:type="spellStart"/>
-      <w:r>
-        <w:rPr>
-          <w:rFonts w:ascii="Times New Roman" w:eastAsia="Times New Roman" w:hAnsi="Times New Roman" w:cs="Times New Roman"/>
-          <w:lang w:val="en-US"/>
-        </w:rPr>
-        <w:t>vip</w:t>
-      </w:r>
-      <w:proofErr w:type="spellEnd"/>
-      <w:r>
-        <w:rPr>
-          <w:rFonts w:ascii="Times New Roman" w:eastAsia="Times New Roman" w:hAnsi="Times New Roman" w:cs="Times New Roman"/>
-          <w:lang w:val="en-US"/>
-        </w:rPr>
-        <w:t>" name="zone" value="</w:t>
-      </w:r>
-      <w:proofErr w:type="spellStart"/>
-      <w:r>
-        <w:rPr>
-          <w:rFonts w:ascii="Times New Roman" w:eastAsia="Times New Roman" w:hAnsi="Times New Roman" w:cs="Times New Roman"/>
-          <w:lang w:val="en-US"/>
-        </w:rPr>
-        <w:t>vip</w:t>
-      </w:r>
-      <w:proofErr w:type="spellEnd"/>
-      <w:r>
-        <w:rPr>
-          <w:rFonts w:ascii="Times New Roman" w:eastAsia="Times New Roman" w:hAnsi="Times New Roman" w:cs="Times New Roman"/>
-          <w:lang w:val="en-US"/>
-        </w:rPr>
-        <w:t>"&gt;</w:t>
-      </w:r>
-    </w:p>
-    <w:p>
-      <w:pPr>
-        <w:rPr>
-          <w:rFonts w:ascii="Times New Roman" w:eastAsia="Times New Roman" w:hAnsi="Times New Roman" w:cs="Times New Roman"/>
-          <w:lang w:val="en-US"/>
-        </w:rPr>
-      </w:pPr>
-      <w:r>
-        <w:rPr>
-          <w:rFonts w:ascii="Times New Roman" w:eastAsia="Times New Roman" w:hAnsi="Times New Roman" w:cs="Times New Roman"/>
-          <w:lang w:val="en-US"/>
-        </w:rPr>
-        <w:t>&lt;label for="</w:t>
-      </w:r>
-      <w:proofErr w:type="spellStart"/>
-      <w:r>
-        <w:rPr>
-          <w:rFonts w:ascii="Times New Roman" w:eastAsia="Times New Roman" w:hAnsi="Times New Roman" w:cs="Times New Roman"/>
-          <w:lang w:val="en-US"/>
-        </w:rPr>
-        <w:t>vip</w:t>
-      </w:r>
-      <w:proofErr w:type="spellEnd"/>
-      <w:r>
-        <w:rPr>
-          <w:rFonts w:ascii="Times New Roman" w:eastAsia="Times New Roman" w:hAnsi="Times New Roman" w:cs="Times New Roman"/>
-          <w:lang w:val="en-US"/>
-        </w:rPr>
-        <w:t>"&gt;VIP&lt;/label&gt;&lt;</w:t>
-      </w:r>
-      <w:proofErr w:type="spellStart"/>
-      <w:r>
-        <w:rPr>
-          <w:rFonts w:ascii="Times New Roman" w:eastAsia="Times New Roman" w:hAnsi="Times New Roman" w:cs="Times New Roman"/>
-          <w:lang w:val="en-US"/>
-        </w:rPr>
-        <w:t>br</w:t>
-      </w:r>
-      <w:proofErr w:type="spellEnd"/>
-      <w:r>
-        <w:rPr>
-          <w:rFonts w:ascii="Times New Roman" w:eastAsia="Times New Roman" w:hAnsi="Times New Roman" w:cs="Times New Roman"/>
-          <w:lang w:val="en-US"/>
-        </w:rPr>
-        <w:t>&gt;&lt;</w:t>
-      </w:r>
-      <w:proofErr w:type="spellStart"/>
-      <w:r>
-        <w:rPr>
-          <w:rFonts w:ascii="Times New Roman" w:eastAsia="Times New Roman" w:hAnsi="Times New Roman" w:cs="Times New Roman"/>
-          <w:lang w:val="en-US"/>
-        </w:rPr>
-        <w:t>br</w:t>
-      </w:r>
-      <w:proofErr w:type="spellEnd"/>
-      <w:r>
-        <w:rPr>
-          <w:rFonts w:ascii="Times New Roman" w:eastAsia="Times New Roman" w:hAnsi="Times New Roman" w:cs="Times New Roman"/>
-          <w:lang w:val="en-US"/>
-        </w:rPr>
-        <w:t>&gt;</w:t>
-      </w:r>
-    </w:p>
-    <w:p>
-      <w:pPr>
-        <w:rPr>
-          <w:rFonts w:ascii="Times New Roman" w:eastAsia="Times New Roman" w:hAnsi="Times New Roman" w:cs="Times New Roman"/>
-          <w:lang w:val="en-US"/>
-        </w:rPr>
-      </w:pPr>
-    </w:p>
-    <w:p>
-      <w:pPr>
-        <w:rPr>
-          <w:rFonts w:ascii="Times New Roman" w:eastAsia="Times New Roman" w:hAnsi="Times New Roman" w:cs="Times New Roman"/>
-          <w:lang w:val="en-US"/>
-        </w:rPr>
-      </w:pPr>
-      <w:r>
-        <w:rPr>
-          <w:rFonts w:ascii="Times New Roman" w:eastAsia="Times New Roman" w:hAnsi="Times New Roman" w:cs="Times New Roman"/>
-          <w:lang w:val="en-US"/>
-        </w:rPr>
-        <w:lastRenderedPageBreak/>
-        <w:t>&lt;label for="msg"&gt;</w:t>
-      </w:r>
-      <w:proofErr w:type="spellStart"/>
-      <w:r>
-        <w:rPr>
-          <w:rFonts w:ascii="Times New Roman" w:eastAsia="Times New Roman" w:hAnsi="Times New Roman" w:cs="Times New Roman"/>
-        </w:rPr>
-        <w:t>Լրացուցիչ</w:t>
-      </w:r>
-      <w:proofErr w:type="spellEnd"/>
-      <w:r>
-        <w:rPr>
-          <w:rFonts w:ascii="Times New Roman" w:eastAsia="Times New Roman" w:hAnsi="Times New Roman" w:cs="Times New Roman"/>
-          <w:lang w:val="en-US"/>
-        </w:rPr>
-        <w:t xml:space="preserve"> </w:t>
-      </w:r>
-      <w:proofErr w:type="spellStart"/>
-      <w:r>
-        <w:rPr>
-          <w:rFonts w:ascii="Times New Roman" w:eastAsia="Times New Roman" w:hAnsi="Times New Roman" w:cs="Times New Roman"/>
-        </w:rPr>
-        <w:t>նշումներ</w:t>
-      </w:r>
-      <w:proofErr w:type="spellEnd"/>
-      <w:r>
-        <w:rPr>
-          <w:rFonts w:ascii="Times New Roman" w:eastAsia="Times New Roman" w:hAnsi="Times New Roman" w:cs="Times New Roman"/>
-          <w:lang w:val="en-US"/>
-        </w:rPr>
-        <w:t>&lt;/label&gt;&lt;</w:t>
-      </w:r>
-      <w:proofErr w:type="spellStart"/>
-      <w:r>
-        <w:rPr>
-          <w:rFonts w:ascii="Times New Roman" w:eastAsia="Times New Roman" w:hAnsi="Times New Roman" w:cs="Times New Roman"/>
-          <w:lang w:val="en-US"/>
-        </w:rPr>
-        <w:t>br</w:t>
-      </w:r>
-      <w:proofErr w:type="spellEnd"/>
-      <w:r>
-        <w:rPr>
-          <w:rFonts w:ascii="Times New Roman" w:eastAsia="Times New Roman" w:hAnsi="Times New Roman" w:cs="Times New Roman"/>
-          <w:lang w:val="en-US"/>
-        </w:rPr>
-        <w:t>&gt;</w:t>
-      </w:r>
-    </w:p>
-    <w:p>
-      <w:pPr>
-        <w:rPr>
-          <w:rFonts w:ascii="Times New Roman" w:eastAsia="Times New Roman" w:hAnsi="Times New Roman" w:cs="Times New Roman"/>
-          <w:lang w:val="en-US"/>
-        </w:rPr>
-      </w:pPr>
-      <w:r>
-        <w:rPr>
-          <w:rFonts w:ascii="Times New Roman" w:eastAsia="Times New Roman" w:hAnsi="Times New Roman" w:cs="Times New Roman"/>
-          <w:lang w:val="en-US"/>
-        </w:rPr>
-        <w:t>&lt;</w:t>
-      </w:r>
-      <w:proofErr w:type="spellStart"/>
-      <w:r>
-        <w:rPr>
-          <w:rFonts w:ascii="Times New Roman" w:eastAsia="Times New Roman" w:hAnsi="Times New Roman" w:cs="Times New Roman"/>
-          <w:lang w:val="en-US"/>
-        </w:rPr>
-        <w:t>textarea</w:t>
-      </w:r>
-      <w:proofErr w:type="spellEnd"/>
-      <w:r>
-        <w:rPr>
-          <w:rFonts w:ascii="Times New Roman" w:eastAsia="Times New Roman" w:hAnsi="Times New Roman" w:cs="Times New Roman"/>
-          <w:lang w:val="en-US"/>
-        </w:rPr>
-        <w:t xml:space="preserve"> id="msg" name="message" rows="3" </w:t>
-      </w:r>
-      <w:proofErr w:type="spellStart"/>
-      <w:r>
-        <w:rPr>
-          <w:rFonts w:ascii="Times New Roman" w:eastAsia="Times New Roman" w:hAnsi="Times New Roman" w:cs="Times New Roman"/>
-          <w:lang w:val="en-US"/>
-        </w:rPr>
-        <w:t>maxlength</w:t>
-      </w:r>
-      <w:proofErr w:type="spellEnd"/>
-      <w:r>
-        <w:rPr>
-          <w:rFonts w:ascii="Times New Roman" w:eastAsia="Times New Roman" w:hAnsi="Times New Roman" w:cs="Times New Roman"/>
-          <w:lang w:val="en-US"/>
-        </w:rPr>
-        <w:t>="200" placeholder="</w:t>
-      </w:r>
-      <w:proofErr w:type="spellStart"/>
-      <w:r>
-        <w:rPr>
-          <w:rFonts w:ascii="Times New Roman" w:eastAsia="Times New Roman" w:hAnsi="Times New Roman" w:cs="Times New Roman"/>
-        </w:rPr>
-        <w:t>Մեկնաբանություն</w:t>
-      </w:r>
-      <w:proofErr w:type="spellEnd"/>
-      <w:r>
-        <w:rPr>
-          <w:rFonts w:ascii="Times New Roman" w:eastAsia="Times New Roman" w:hAnsi="Times New Roman" w:cs="Times New Roman"/>
-          <w:lang w:val="en-US"/>
-        </w:rPr>
-        <w:t>..."&gt;&lt;/</w:t>
-      </w:r>
-      <w:proofErr w:type="spellStart"/>
-      <w:r>
-        <w:rPr>
-          <w:rFonts w:ascii="Times New Roman" w:eastAsia="Times New Roman" w:hAnsi="Times New Roman" w:cs="Times New Roman"/>
-          <w:lang w:val="en-US"/>
-        </w:rPr>
-        <w:t>textarea</w:t>
-      </w:r>
-      <w:proofErr w:type="spellEnd"/>
-      <w:r>
-        <w:rPr>
-          <w:rFonts w:ascii="Times New Roman" w:eastAsia="Times New Roman" w:hAnsi="Times New Roman" w:cs="Times New Roman"/>
-          <w:lang w:val="en-US"/>
-        </w:rPr>
-        <w:t>&gt;&lt;</w:t>
-      </w:r>
-      <w:proofErr w:type="spellStart"/>
-      <w:r>
-        <w:rPr>
-          <w:rFonts w:ascii="Times New Roman" w:eastAsia="Times New Roman" w:hAnsi="Times New Roman" w:cs="Times New Roman"/>
-          <w:lang w:val="en-US"/>
-        </w:rPr>
-        <w:t>br</w:t>
-      </w:r>
-      <w:proofErr w:type="spellEnd"/>
-      <w:r>
-        <w:rPr>
-          <w:rFonts w:ascii="Times New Roman" w:eastAsia="Times New Roman" w:hAnsi="Times New Roman" w:cs="Times New Roman"/>
-          <w:lang w:val="en-US"/>
-        </w:rPr>
-        <w:t>&gt;&lt;</w:t>
-      </w:r>
-      <w:proofErr w:type="spellStart"/>
-      <w:r>
-        <w:rPr>
-          <w:rFonts w:ascii="Times New Roman" w:eastAsia="Times New Roman" w:hAnsi="Times New Roman" w:cs="Times New Roman"/>
-          <w:lang w:val="en-US"/>
-        </w:rPr>
-        <w:t>br</w:t>
-      </w:r>
-      <w:proofErr w:type="spellEnd"/>
-      <w:r>
-        <w:rPr>
-          <w:rFonts w:ascii="Times New Roman" w:eastAsia="Times New Roman" w:hAnsi="Times New Roman" w:cs="Times New Roman"/>
-          <w:lang w:val="en-US"/>
-        </w:rPr>
-        <w:t>&gt;</w:t>
-      </w:r>
-    </w:p>
-    <w:p>
-      <w:pPr>
-        <w:rPr>
-          <w:rFonts w:ascii="Times New Roman" w:eastAsia="Times New Roman" w:hAnsi="Times New Roman" w:cs="Times New Roman"/>
-          <w:lang w:val="en-US"/>
-        </w:rPr>
-      </w:pPr>
-    </w:p>
-    <w:p>
-      <w:pPr>
-        <w:rPr>
-          <w:rFonts w:ascii="Times New Roman" w:eastAsia="Times New Roman" w:hAnsi="Times New Roman" w:cs="Times New Roman"/>
-          <w:lang w:val="en-US"/>
-        </w:rPr>
-      </w:pPr>
-      <w:r>
-        <w:rPr>
-          <w:rFonts w:ascii="Times New Roman" w:eastAsia="Times New Roman" w:hAnsi="Times New Roman" w:cs="Times New Roman"/>
-          <w:lang w:val="en-US"/>
-        </w:rPr>
-        <w:t>&lt;input type="checkbox" id="rules" name="agree" required&gt;</w:t>
-      </w:r>
-    </w:p>
-    <w:p>
-      <w:pPr>
-        <w:rPr>
-          <w:rFonts w:ascii="Times New Roman" w:eastAsia="Times New Roman" w:hAnsi="Times New Roman" w:cs="Times New Roman"/>
-          <w:lang w:val="en-US"/>
-        </w:rPr>
-      </w:pPr>
-      <w:r>
-        <w:rPr>
-          <w:rFonts w:ascii="Times New Roman" w:eastAsia="Times New Roman" w:hAnsi="Times New Roman" w:cs="Times New Roman"/>
-          <w:lang w:val="en-US"/>
-        </w:rPr>
-        <w:t>&lt;label for="rules"&gt;</w:t>
-      </w:r>
-      <w:proofErr w:type="spellStart"/>
-      <w:r>
-        <w:rPr>
-          <w:rFonts w:ascii="Times New Roman" w:eastAsia="Times New Roman" w:hAnsi="Times New Roman" w:cs="Times New Roman"/>
-        </w:rPr>
-        <w:t>Համաձայն</w:t>
-      </w:r>
-      <w:proofErr w:type="spellEnd"/>
-      <w:r>
-        <w:rPr>
-          <w:rFonts w:ascii="Times New Roman" w:eastAsia="Times New Roman" w:hAnsi="Times New Roman" w:cs="Times New Roman"/>
-          <w:lang w:val="en-US"/>
-        </w:rPr>
-        <w:t xml:space="preserve"> </w:t>
-      </w:r>
-      <w:proofErr w:type="spellStart"/>
-      <w:r>
-        <w:rPr>
-          <w:rFonts w:ascii="Times New Roman" w:eastAsia="Times New Roman" w:hAnsi="Times New Roman" w:cs="Times New Roman"/>
-        </w:rPr>
-        <w:t>եմ</w:t>
-      </w:r>
-      <w:proofErr w:type="spellEnd"/>
-      <w:r>
-        <w:rPr>
-          <w:rFonts w:ascii="Times New Roman" w:eastAsia="Times New Roman" w:hAnsi="Times New Roman" w:cs="Times New Roman"/>
-          <w:lang w:val="en-US"/>
-        </w:rPr>
-        <w:t xml:space="preserve"> </w:t>
-      </w:r>
-      <w:proofErr w:type="spellStart"/>
-      <w:r>
-        <w:rPr>
-          <w:rFonts w:ascii="Times New Roman" w:eastAsia="Times New Roman" w:hAnsi="Times New Roman" w:cs="Times New Roman"/>
-        </w:rPr>
-        <w:t>կանոններին</w:t>
-      </w:r>
-      <w:proofErr w:type="spellEnd"/>
-      <w:r>
-        <w:rPr>
-          <w:rFonts w:ascii="Times New Roman" w:eastAsia="Times New Roman" w:hAnsi="Times New Roman" w:cs="Times New Roman"/>
-          <w:lang w:val="en-US"/>
-        </w:rPr>
-        <w:t xml:space="preserve"> *&lt;/label&gt;</w:t>
-      </w:r>
-    </w:p>
-    <w:p>
-      <w:pPr>
-        <w:rPr>
-          <w:rFonts w:ascii="Times New Roman" w:eastAsia="Times New Roman" w:hAnsi="Times New Roman" w:cs="Times New Roman"/>
-          <w:lang w:val="en-US"/>
-        </w:rPr>
-      </w:pPr>
-      <w:r>
-        <w:rPr>
-          <w:rFonts w:ascii="Times New Roman" w:eastAsia="Times New Roman" w:hAnsi="Times New Roman" w:cs="Times New Roman"/>
-          <w:lang w:val="en-US"/>
-        </w:rPr>
-        <w:t>&lt;/</w:t>
-      </w:r>
-      <w:proofErr w:type="spellStart"/>
-      <w:r>
-        <w:rPr>
-          <w:rFonts w:ascii="Times New Roman" w:eastAsia="Times New Roman" w:hAnsi="Times New Roman" w:cs="Times New Roman"/>
-          <w:lang w:val="en-US"/>
-        </w:rPr>
-        <w:t>fieldset</w:t>
-      </w:r>
-      <w:proofErr w:type="spellEnd"/>
-      <w:r>
-        <w:rPr>
-          <w:rFonts w:ascii="Times New Roman" w:eastAsia="Times New Roman" w:hAnsi="Times New Roman" w:cs="Times New Roman"/>
-          <w:lang w:val="en-US"/>
-        </w:rPr>
-        <w:t>&gt;</w:t>
-      </w:r>
-    </w:p>
-    <w:p>
-      <w:pPr>
-        <w:rPr>
-          <w:rFonts w:ascii="Times New Roman" w:eastAsia="Times New Roman" w:hAnsi="Times New Roman" w:cs="Times New Roman"/>
-          <w:lang w:val="en-US"/>
-        </w:rPr>
-      </w:pPr>
-    </w:p>
-    <w:p>
-      <w:pPr>
-        <w:rPr>
-          <w:rFonts w:ascii="Times New Roman" w:eastAsia="Times New Roman" w:hAnsi="Times New Roman" w:cs="Times New Roman"/>
-          <w:lang w:val="en-US"/>
-        </w:rPr>
-      </w:pPr>
-      <w:r>
-        <w:rPr>
-          <w:rFonts w:ascii="Times New Roman" w:eastAsia="Times New Roman" w:hAnsi="Times New Roman" w:cs="Times New Roman"/>
-          <w:lang w:val="en-US"/>
-        </w:rPr>
-        <w:t>&lt;</w:t>
-      </w:r>
-      <w:proofErr w:type="spellStart"/>
-      <w:r>
-        <w:rPr>
-          <w:rFonts w:ascii="Times New Roman" w:eastAsia="Times New Roman" w:hAnsi="Times New Roman" w:cs="Times New Roman"/>
-          <w:lang w:val="en-US"/>
-        </w:rPr>
-        <w:t>br</w:t>
-      </w:r>
-      <w:proofErr w:type="spellEnd"/>
-      <w:r>
-        <w:rPr>
-          <w:rFonts w:ascii="Times New Roman" w:eastAsia="Times New Roman" w:hAnsi="Times New Roman" w:cs="Times New Roman"/>
-          <w:lang w:val="en-US"/>
-        </w:rPr>
-        <w:t>&gt;</w:t>
-      </w:r>
-    </w:p>
-    <w:p>
-      <w:pPr>
-        <w:rPr>
-          <w:rFonts w:ascii="Times New Roman" w:eastAsia="Times New Roman" w:hAnsi="Times New Roman" w:cs="Times New Roman"/>
-          <w:lang w:val="en-US"/>
-        </w:rPr>
-      </w:pPr>
-      <w:r>
-        <w:rPr>
-          <w:rFonts w:ascii="Times New Roman" w:eastAsia="Times New Roman" w:hAnsi="Times New Roman" w:cs="Times New Roman"/>
-          <w:lang w:val="en-US"/>
-        </w:rPr>
-        <w:t>&lt;button type="submit"&gt;</w:t>
-      </w:r>
-      <w:proofErr w:type="spellStart"/>
-      <w:r>
-        <w:rPr>
-          <w:rFonts w:ascii="Times New Roman" w:eastAsia="Times New Roman" w:hAnsi="Times New Roman" w:cs="Times New Roman"/>
-        </w:rPr>
-        <w:t>Ամրագրել</w:t>
-      </w:r>
-      <w:proofErr w:type="spellEnd"/>
-      <w:r>
-        <w:rPr>
-          <w:rFonts w:ascii="Times New Roman" w:eastAsia="Times New Roman" w:hAnsi="Times New Roman" w:cs="Times New Roman"/>
-          <w:lang w:val="en-US"/>
-        </w:rPr>
-        <w:t>&lt;/button&gt;</w:t>
-      </w:r>
-    </w:p>
-    <w:p>
-      <w:pPr>
-        <w:rPr>
-          <w:rFonts w:ascii="Times New Roman" w:eastAsia="Times New Roman" w:hAnsi="Times New Roman" w:cs="Times New Roman"/>
-          <w:lang w:val="en-US"/>
-        </w:rPr>
-      </w:pPr>
-      <w:r>
-        <w:rPr>
-          <w:rFonts w:ascii="Times New Roman" w:eastAsia="Times New Roman" w:hAnsi="Times New Roman" w:cs="Times New Roman"/>
-          <w:lang w:val="en-US"/>
-        </w:rPr>
-        <w:t>&lt;button type="reset"&gt;</w:t>
-      </w:r>
-      <w:proofErr w:type="spellStart"/>
-      <w:r>
-        <w:rPr>
-          <w:rFonts w:ascii="Times New Roman" w:eastAsia="Times New Roman" w:hAnsi="Times New Roman" w:cs="Times New Roman"/>
-        </w:rPr>
-        <w:t>Մաքրել</w:t>
-      </w:r>
-      <w:proofErr w:type="spellEnd"/>
-      <w:r>
-        <w:rPr>
-          <w:rFonts w:ascii="Times New Roman" w:eastAsia="Times New Roman" w:hAnsi="Times New Roman" w:cs="Times New Roman"/>
-          <w:lang w:val="en-US"/>
-        </w:rPr>
-        <w:t>&lt;/button&gt;</w:t>
-      </w:r>
-    </w:p>
-    <w:p>
-      <w:pPr>
-        <w:rPr>
-          <w:rFonts w:ascii="Times New Roman" w:eastAsia="Times New Roman" w:hAnsi="Times New Roman" w:cs="Times New Roman"/>
-          <w:lang w:val="en-US"/>
-        </w:rPr>
-      </w:pPr>
-      <w:r>
-        <w:rPr>
-          <w:rFonts w:ascii="Times New Roman" w:eastAsia="Times New Roman" w:hAnsi="Times New Roman" w:cs="Times New Roman"/>
-          <w:lang w:val="en-US"/>
-        </w:rPr>
-        <w:t>&lt;/form&gt;</w:t>
-      </w:r>
-    </w:p>
-    <w:p>
-      <w:pPr>
-        <w:rPr>
-          <w:rFonts w:ascii="Times New Roman" w:eastAsia="Times New Roman" w:hAnsi="Times New Roman" w:cs="Times New Roman"/>
-          <w:lang w:val="en-US"/>
-        </w:rPr>
-      </w:pPr>
-      <w:r>
-        <w:rPr>
-          <w:rFonts w:ascii="Times New Roman" w:eastAsia="Times New Roman" w:hAnsi="Times New Roman" w:cs="Times New Roman"/>
-          <w:lang w:val="en-US"/>
-        </w:rPr>
-        <w:t>&lt;/section&gt;</w:t>
-      </w:r>
-    </w:p>
-    <w:p>
-      <w:pPr>
-        <w:rPr>
-          <w:rFonts w:ascii="Times New Roman" w:eastAsia="Times New Roman" w:hAnsi="Times New Roman" w:cs="Times New Roman"/>
-          <w:lang w:val="en-US"/>
-        </w:rPr>
-      </w:pPr>
-      <w:r>
-        <w:rPr>
-          <w:rFonts w:ascii="Times New Roman" w:eastAsia="Times New Roman" w:hAnsi="Times New Roman" w:cs="Times New Roman"/>
-          <w:lang w:val="en-US"/>
-        </w:rPr>
-        <w:t>&lt;/main&gt;</w:t>
-      </w:r>
-    </w:p>
-    <w:p>
-      <w:pPr>
-        <w:rPr>
-          <w:rFonts w:ascii="Times New Roman" w:eastAsia="Times New Roman" w:hAnsi="Times New Roman" w:cs="Times New Roman"/>
-          <w:lang w:val="en-US"/>
-        </w:rPr>
-      </w:pPr>
-    </w:p>
-    <w:p>
-      <w:pPr>
-        <w:rPr>
-          <w:rFonts w:ascii="Times New Roman" w:eastAsia="Times New Roman" w:hAnsi="Times New Roman" w:cs="Times New Roman"/>
-          <w:lang w:val="en-US"/>
-        </w:rPr>
-      </w:pPr>
-      <w:proofErr w:type="gramStart"/>
-      <w:r>
-        <w:rPr>
-          <w:rFonts w:ascii="Times New Roman" w:eastAsia="Times New Roman" w:hAnsi="Times New Roman" w:cs="Times New Roman"/>
-          <w:lang w:val="en-US"/>
-        </w:rPr>
-        <w:t>&lt;!--</w:t>
-      </w:r>
-      <w:proofErr w:type="gramEnd"/>
-      <w:r>
-        <w:rPr>
-          <w:rFonts w:ascii="Times New Roman" w:eastAsia="Times New Roman" w:hAnsi="Times New Roman" w:cs="Times New Roman"/>
-          <w:lang w:val="en-US"/>
-        </w:rPr>
-        <w:t xml:space="preserve"> Footer --&gt;</w:t>
-      </w:r>
-    </w:p>
-    <w:p>
-      <w:pPr>
-        <w:rPr>
-          <w:rFonts w:ascii="Times New Roman" w:eastAsia="Times New Roman" w:hAnsi="Times New Roman" w:cs="Times New Roman"/>
-          <w:lang w:val="en-US"/>
-        </w:rPr>
-      </w:pPr>
-      <w:r>
-        <w:rPr>
-          <w:rFonts w:ascii="Times New Roman" w:eastAsia="Times New Roman" w:hAnsi="Times New Roman" w:cs="Times New Roman"/>
-          <w:lang w:val="en-US"/>
-        </w:rPr>
-        <w:t>&lt;footer&gt;</w:t>
-      </w:r>
-    </w:p>
-    <w:p>
-      <w:pPr>
-        <w:rPr>
-          <w:rFonts w:ascii="Times New Roman" w:eastAsia="Times New Roman" w:hAnsi="Times New Roman" w:cs="Times New Roman"/>
-          <w:lang w:val="en-US"/>
-        </w:rPr>
-      </w:pPr>
-      <w:r>
-        <w:rPr>
-          <w:rFonts w:ascii="Times New Roman" w:eastAsia="Times New Roman" w:hAnsi="Times New Roman" w:cs="Times New Roman"/>
-          <w:lang w:val="en-US"/>
-        </w:rPr>
-        <w:t>&lt;p&gt;</w:t>
-      </w:r>
-      <w:proofErr w:type="spellStart"/>
-      <w:r>
-        <w:rPr>
-          <w:rFonts w:ascii="Times New Roman" w:eastAsia="Times New Roman" w:hAnsi="Times New Roman" w:cs="Times New Roman"/>
-        </w:rPr>
-        <w:t>Հեռ</w:t>
-      </w:r>
-      <w:proofErr w:type="spellEnd"/>
-      <w:r>
-        <w:rPr>
-          <w:rFonts w:ascii="Times New Roman" w:eastAsia="Times New Roman" w:hAnsi="Times New Roman" w:cs="Times New Roman"/>
-          <w:lang w:val="en-US"/>
-        </w:rPr>
-        <w:t xml:space="preserve">. &lt;a </w:t>
-      </w:r>
-      <w:proofErr w:type="spellStart"/>
-      <w:r>
-        <w:rPr>
-          <w:rFonts w:ascii="Times New Roman" w:eastAsia="Times New Roman" w:hAnsi="Times New Roman" w:cs="Times New Roman"/>
-          <w:lang w:val="en-US"/>
-        </w:rPr>
-        <w:t>href</w:t>
-      </w:r>
-      <w:proofErr w:type="spellEnd"/>
-      <w:r>
-        <w:rPr>
-          <w:rFonts w:ascii="Times New Roman" w:eastAsia="Times New Roman" w:hAnsi="Times New Roman" w:cs="Times New Roman"/>
-          <w:lang w:val="en-US"/>
-        </w:rPr>
-        <w:t>="</w:t>
-      </w:r>
-      <w:proofErr w:type="spellStart"/>
-      <w:proofErr w:type="gramStart"/>
-      <w:r>
-        <w:rPr>
-          <w:rFonts w:ascii="Times New Roman" w:eastAsia="Times New Roman" w:hAnsi="Times New Roman" w:cs="Times New Roman"/>
-          <w:lang w:val="en-US"/>
-        </w:rPr>
-        <w:t>tel</w:t>
-      </w:r>
-      <w:proofErr w:type="spellEnd"/>
-      <w:r>
-        <w:rPr>
-          <w:rFonts w:ascii="Times New Roman" w:eastAsia="Times New Roman" w:hAnsi="Times New Roman" w:cs="Times New Roman"/>
-          <w:lang w:val="en-US"/>
-        </w:rPr>
-        <w:t>:+</w:t>
-      </w:r>
-      <w:proofErr w:type="gramEnd"/>
-      <w:r>
-        <w:rPr>
-          <w:rFonts w:ascii="Times New Roman" w:eastAsia="Times New Roman" w:hAnsi="Times New Roman" w:cs="Times New Roman"/>
-          <w:lang w:val="en-US"/>
-        </w:rPr>
-        <w:t>37410555555"&gt;+374 10 555555&lt;/a&gt; | &amp;copy; 2026 «</w:t>
-      </w:r>
-      <w:proofErr w:type="spellStart"/>
-      <w:r>
-        <w:rPr>
-          <w:rFonts w:ascii="Times New Roman" w:eastAsia="Times New Roman" w:hAnsi="Times New Roman" w:cs="Times New Roman"/>
-        </w:rPr>
-        <w:t>Կինոակումբ</w:t>
-      </w:r>
-      <w:proofErr w:type="spellEnd"/>
-      <w:r>
-        <w:rPr>
-          <w:rFonts w:ascii="Times New Roman" w:eastAsia="Times New Roman" w:hAnsi="Times New Roman" w:cs="Times New Roman"/>
-          <w:lang w:val="en-US"/>
-        </w:rPr>
-        <w:t>»&lt;/p&gt;</w:t>
-      </w:r>
-    </w:p>
-    <w:p>
-      <w:pPr>
-        <w:rPr>
-          <w:rFonts w:ascii="Times New Roman" w:eastAsia="Times New Roman" w:hAnsi="Times New Roman" w:cs="Times New Roman"/>
-        </w:rPr>
-      </w:pPr>
-      <w:r>
-        <w:rPr>
-          <w:rFonts w:ascii="Times New Roman" w:eastAsia="Times New Roman" w:hAnsi="Times New Roman" w:cs="Times New Roman"/>
-        </w:rPr>
-        <w:t>&lt;/</w:t>
-      </w:r>
-      <w:proofErr w:type="spellStart"/>
-      <w:r>
-        <w:rPr>
-          <w:rFonts w:ascii="Times New Roman" w:eastAsia="Times New Roman" w:hAnsi="Times New Roman" w:cs="Times New Roman"/>
-        </w:rPr>
-        <w:t>footer</w:t>
-      </w:r>
-      <w:proofErr w:type="spellEnd"/>
-      <w:r>
-        <w:rPr>
-          <w:rFonts w:ascii="Times New Roman" w:eastAsia="Times New Roman" w:hAnsi="Times New Roman" w:cs="Times New Roman"/>
-        </w:rPr>
-        <w:t>&gt;</w:t>
-      </w:r>
-    </w:p>
-    <w:p>
-      <w:pPr>
-        <w:rPr>
-          <w:rFonts w:ascii="Times New Roman" w:eastAsia="Times New Roman" w:hAnsi="Times New Roman" w:cs="Times New Roman"/>
-        </w:rPr>
-      </w:pPr>
-    </w:p>
-    <w:p>
-      <w:pPr>
-        <w:rPr>
-          <w:rFonts w:ascii="Times New Roman" w:eastAsia="Times New Roman" w:hAnsi="Times New Roman" w:cs="Times New Roman"/>
-        </w:rPr>
-      </w:pPr>
-      <w:r>
-        <w:rPr>
-          <w:rFonts w:ascii="Times New Roman" w:eastAsia="Times New Roman" w:hAnsi="Times New Roman" w:cs="Times New Roman"/>
-        </w:rPr>
-        <w:t>&lt;/</w:t>
-      </w:r>
-      <w:proofErr w:type="spellStart"/>
-      <w:r>
-        <w:rPr>
-          <w:rFonts w:ascii="Times New Roman" w:eastAsia="Times New Roman" w:hAnsi="Times New Roman" w:cs="Times New Roman"/>
-        </w:rPr>
-        <w:t>body</w:t>
-      </w:r>
-      <w:proofErr w:type="spellEnd"/>
-      <w:r>
-        <w:rPr>
-          <w:rFonts w:ascii="Times New Roman" w:eastAsia="Times New Roman" w:hAnsi="Times New Roman" w:cs="Times New Roman"/>
-        </w:rPr>
-        <w:t>&gt;</w:t>
-      </w:r>
-    </w:p>
-    <w:p>
-      <w:pPr>
-        <w:rPr>
-          <w:rFonts w:ascii="Times New Roman" w:eastAsia="Times New Roman" w:hAnsi="Times New Roman" w:cs="Times New Roman"/>
-        </w:rPr>
-      </w:pPr>
-      <w:r>
-        <w:rPr>
-          <w:rFonts w:ascii="Times New Roman" w:eastAsia="Times New Roman" w:hAnsi="Times New Roman" w:cs="Times New Roman"/>
-        </w:rPr>
-        <w:t>&lt;/</w:t>
-      </w:r>
-      <w:proofErr w:type="spellStart"/>
-      <w:r>
-        <w:rPr>
-          <w:rFonts w:ascii="Times New Roman" w:eastAsia="Times New Roman" w:hAnsi="Times New Roman" w:cs="Times New Roman"/>
-        </w:rPr>
-        <w:t>html</w:t>
-      </w:r>
-      <w:proofErr w:type="spellEnd"/>
-      <w:r>
-        <w:rPr>
-          <w:rFonts w:ascii="Times New Roman" w:eastAsia="Times New Roman" w:hAnsi="Times New Roman" w:cs="Times New Roman"/>
-        </w:rPr>
-        <w:t>&gt;</w:t>
-      </w:r>
-    </w:p>
-    <w:p>
-      <w:pPr>
-        <w:rPr>
-          <w:lang w:val="hy-AM"/>
-        </w:rPr>
-      </w:pPr>
+        <w:drawing>
+          <wp:inline distT="0" distB="0" distL="0" distR="0" wp14:anchorId="71E835DC" wp14:editId="6DCF91DB">
+            <wp:extent cx="5724525" cy="2257425"/>
+            <wp:effectExtent l="0" t="0" r="9525" b="9525"/>
+            <wp:docPr id="1" name="Рисунок 1"/>
+            <wp:cNvGraphicFramePr>
+              <a:graphicFrameLocks xmlns:a="http://schemas.openxmlformats.org/drawingml/2006/main" noChangeAspect="1"/>
+            </wp:cNvGraphicFramePr>
+            <a:graphic xmlns:a="http://schemas.openxmlformats.org/drawingml/2006/main">
+              <a:graphicData uri="http://schemas.openxmlformats.org/drawingml/2006/picture">
+                <pic:pic xmlns:pic="http://schemas.openxmlformats.org/drawingml/2006/picture">
+                  <pic:nvPicPr>
+                    <pic:cNvPr id="0" name="Picture 1"/>
+                    <pic:cNvPicPr>
+                      <a:picLocks noChangeAspect="1" noChangeArrowheads="1"/>
+                    </pic:cNvPicPr>
+                  </pic:nvPicPr>
+                  <pic:blipFill>
+                    <a:blip r:embed="rId7" cstate="print">
+                      <a:extLst>
+                        <a:ext uri="{28A0092B-C50C-407E-A947-70E740481C1C}">
+                          <a14:useLocalDpi xmlns:a14="http://schemas.microsoft.com/office/drawing/2010/main" val="0"/>
+                        </a:ext>
+                      </a:extLst>
+                    </a:blip>
+                    <a:srcRect/>
+                    <a:stretch>
+                      <a:fillRect/>
+                    </a:stretch>
+                  </pic:blipFill>
+                  <pic:spPr bwMode="auto">
+                    <a:xfrm>
+                      <a:off x="0" y="0"/>
+                      <a:ext cx="5724525" cy="2257425"/>
+                    </a:xfrm>
+                    <a:prstGeom prst="rect">
+                      <a:avLst/>
+                    </a:prstGeom>
+                    <a:noFill/>
+                    <a:ln>
+                      <a:noFill/>
+                    </a:ln>
+                  </pic:spPr>
+                </pic:pic>
+              </a:graphicData>
+            </a:graphic>
+          </wp:inline>
+        </w:drawing>
+      </w:r>
+    </w:p>
+    <w:p>
+      <w:pPr>
+        <w:rPr>
+          <w:lang w:val="hy-AM"/>
+        </w:rPr>
+      </w:pPr>
+    </w:p>
+    <w:p>
+      <w:pPr>
+        <w:rPr>
+          <w:lang w:val="hy-AM"/>
+        </w:rPr>
+      </w:pPr>
+    </w:p>
+    <w:p>
+      <w:pPr>
+        <w:rPr>
+          <w:noProof/>
+          <w:lang w:val="hy-AM"/>
+        </w:rPr>
+      </w:pPr>
+      <w:r>
+        <w:rPr>
+          <w:noProof/>
+          <w:lang w:val="hy-AM"/>
+        </w:rPr>
+        <w:drawing>
+          <wp:inline distT="0" distB="0" distL="0" distR="0" wp14:anchorId="6C176235" wp14:editId="3D93E546">
+            <wp:extent cx="5724525" cy="2533650"/>
+            <wp:effectExtent l="0" t="0" r="9525" b="0"/>
+            <wp:docPr id="3" name="Рисунок 3"/>
+            <wp:cNvGraphicFramePr>
+              <a:graphicFrameLocks xmlns:a="http://schemas.openxmlformats.org/drawingml/2006/main" noChangeAspect="1"/>
+            </wp:cNvGraphicFramePr>
+            <a:graphic xmlns:a="http://schemas.openxmlformats.org/drawingml/2006/main">
+              <a:graphicData uri="http://schemas.openxmlformats.org/drawingml/2006/picture">
+                <pic:pic xmlns:pic="http://schemas.openxmlformats.org/drawingml/2006/picture">
+                  <pic:nvPicPr>
+                    <pic:cNvPr id="0" name="Picture 3"/>
+                    <pic:cNvPicPr>
+                      <a:picLocks noChangeAspect="1" noChangeArrowheads="1"/>
+                    </pic:cNvPicPr>
+                  </pic:nvPicPr>
+                  <pic:blipFill>
+                    <a:blip r:embed="rId8" cstate="print">
+                      <a:extLst>
+                        <a:ext uri="{28A0092B-C50C-407E-A947-70E740481C1C}">
+                          <a14:useLocalDpi xmlns:a14="http://schemas.microsoft.com/office/drawing/2010/main" val="0"/>
+                        </a:ext>
+                      </a:extLst>
+                    </a:blip>
+                    <a:srcRect/>
+                    <a:stretch>
+                      <a:fillRect/>
+                    </a:stretch>
+                  </pic:blipFill>
+                  <pic:spPr bwMode="auto">
+                    <a:xfrm>
+                      <a:off x="0" y="0"/>
+                      <a:ext cx="5724525" cy="2533650"/>
+                    </a:xfrm>
+                    <a:prstGeom prst="rect">
+                      <a:avLst/>
+                    </a:prstGeom>
+                    <a:noFill/>
+                    <a:ln>
+                      <a:noFill/>
+                    </a:ln>
+                  </pic:spPr>
+                </pic:pic>
+              </a:graphicData>
+            </a:graphic>
+          </wp:inline>
+        </w:drawing>
+      </w:r>
+    </w:p>
+    <w:p>
+      <w:pPr>
+        <w:rPr>
+          <w:noProof/>
+          <w:lang w:val="hy-AM"/>
+        </w:rPr>
+      </w:pPr>
+    </w:p>
+    <w:p>
+      <w:pPr>
+        <w:rPr>
+          <w:noProof/>
+          <w:lang w:val="hy-AM"/>
+        </w:rPr>
+      </w:pPr>
+    </w:p>
+    <w:p>
+      <w:pPr>
+        <w:rPr>
+          <w:lang w:val="hy-AM"/>
+        </w:rPr>
+      </w:pPr>
+      <w:r>
+        <w:rPr>
+          <w:noProof/>
+          <w:lang w:val="hy-AM"/>
+        </w:rPr>
+        <w:drawing>
+          <wp:inline distT="0" distB="0" distL="0" distR="0" wp14:anchorId="09F41BCD" wp14:editId="377FD179">
+            <wp:extent cx="5724525" cy="2447925"/>
+            <wp:effectExtent l="0" t="0" r="9525" b="9525"/>
+            <wp:docPr id="2" name="Рисунок 2"/>
+            <wp:cNvGraphicFramePr>
+              <a:graphicFrameLocks xmlns:a="http://schemas.openxmlformats.org/drawingml/2006/main" noChangeAspect="1"/>
+            </wp:cNvGraphicFramePr>
+            <a:graphic xmlns:a="http://schemas.openxmlformats.org/drawingml/2006/main">
+              <a:graphicData uri="http://schemas.openxmlformats.org/drawingml/2006/picture">
+                <pic:pic xmlns:pic="http://schemas.openxmlformats.org/drawingml/2006/picture">
+                  <pic:nvPicPr>
+                    <pic:cNvPr id="0" name="Picture 2"/>
+                    <pic:cNvPicPr>
+                      <a:picLocks noChangeAspect="1" noChangeArrowheads="1"/>
+                    </pic:cNvPicPr>
+                  </pic:nvPicPr>
+                  <pic:blipFill>
+                    <a:blip r:embed="rId9" cstate="print">
+                      <a:extLst>
+                        <a:ext uri="{28A0092B-C50C-407E-A947-70E740481C1C}">
+                          <a14:useLocalDpi xmlns:a14="http://schemas.microsoft.com/office/drawing/2010/main" val="0"/>
+                        </a:ext>
+                      </a:extLst>
+                    </a:blip>
+                    <a:srcRect/>
+                    <a:stretch>
+                      <a:fillRect/>
+                    </a:stretch>
+                  </pic:blipFill>
+                  <pic:spPr bwMode="auto">
+                    <a:xfrm>
+                      <a:off x="0" y="0"/>
+                      <a:ext cx="5724525" cy="2447925"/>
+                    </a:xfrm>
+                    <a:prstGeom prst="rect">
+                      <a:avLst/>
+                    </a:prstGeom>
+                    <a:noFill/>
+                    <a:ln>
+                      <a:noFill/>
+                    </a:ln>
+                  </pic:spPr>
+                </pic:pic>
+              </a:graphicData>
+            </a:graphic>
+          </wp:inline>
+        </w:drawing>
+      </w:r>
     </w:p>
     <w:sectPr>
       <w:pgSz w:w="11906" w:h="16838"/>
